--- a/lessons/7-8/readiness/practice.docx
+++ b/lessons/7-8/readiness/practice.docx
@@ -29,7 +29,7 @@
           <w:sz w:val="20"/>
           <w:szCs w:val="20"/>
         </w:rPr>
-        <w:t xml:space="preserve">Readiness practice for Lesson 9-5  ·  Builds toward 6.NS.6b</w:t>
+        <w:t xml:space="preserve">Readiness practice for Lesson 7-8 (Unit 7 · Lesson 8)  ·  Builds toward 6.NOS.7</w:t>
       </w:r>
     </w:p>
     <w:p>
@@ -510,7 +510,7 @@
           <w:sz w:val="20"/>
           <w:szCs w:val="20"/>
         </w:rPr>
-        <w:t xml:space="preserve">When you've finished, open Lesson 9-5 and dive in!</w:t>
+        <w:t xml:space="preserve">When you've finished, open Lesson 7-8 and dive in!</w:t>
       </w:r>
     </w:p>
     <w:p>

--- a/lessons/7-8/readiness/practice.docx
+++ b/lessons/7-8/readiness/practice.docx
@@ -86,7 +86,983 @@
     </w:p>
     <w:p>
       <w:pPr>
-        <w:spacing w:after="120" w:before="0"/>
+        <w:spacing w:after="60" w:before="120"/>
+      </w:pPr>
+      <w:r>
+        <w:rPr>
+          <w:b/>
+          <w:bCs/>
+          <w:color w:val="0F2B3C"/>
+          <w:sz w:val="24"/>
+          <w:szCs w:val="24"/>
+        </w:rPr>
+        <w:t xml:space="preserve">Vocabulary Anchor Box</w:t>
+      </w:r>
+    </w:p>
+    <w:tbl>
+      <w:tblPr>
+        <w:tblW w:type="dxa" w:w="9360"/>
+        <w:tblBorders>
+          <w:top w:val="single" w:color="C7D2DD" w:sz="6"/>
+          <w:left w:val="single" w:color="C7D2DD" w:sz="6"/>
+          <w:bottom w:val="single" w:color="C7D2DD" w:sz="6"/>
+          <w:right w:val="single" w:color="C7D2DD" w:sz="6"/>
+          <w:insideH w:val="single" w:color="C7D2DD" w:sz="6"/>
+          <w:insideV w:val="single" w:color="C7D2DD" w:sz="6"/>
+        </w:tblBorders>
+      </w:tblPr>
+      <w:tblGrid>
+        <w:gridCol w:w="1800"/>
+        <w:gridCol w:w="3160"/>
+        <w:gridCol w:w="2200"/>
+        <w:gridCol w:w="2200"/>
+      </w:tblGrid>
+      <w:tr>
+        <w:trPr>
+          <w:cantSplit/>
+          <w:tblHeader/>
+        </w:trPr>
+        <w:tc>
+          <w:tcPr>
+            <w:tcW w:type="dxa" w:w="1800"/>
+            <w:shd w:fill="EEF4F8" w:color="auto" w:val="clear"/>
+            <w:tcMar>
+              <w:top w:type="dxa" w:w="60"/>
+              <w:left w:type="dxa" w:w="100"/>
+              <w:bottom w:type="dxa" w:w="60"/>
+              <w:right w:type="dxa" w:w="100"/>
+            </w:tcMar>
+          </w:tcPr>
+          <w:p>
+            <w:pPr>
+              <w:spacing w:after="0" w:before="0"/>
+            </w:pPr>
+            <w:r>
+              <w:rPr>
+                <w:b/>
+                <w:bCs/>
+                <w:color w:val="0F2B3C"/>
+                <w:sz w:val="18"/>
+                <w:szCs w:val="18"/>
+              </w:rPr>
+              <w:t xml:space="preserve">Concept Term</w:t>
+            </w:r>
+          </w:p>
+        </w:tc>
+        <w:tc>
+          <w:tcPr>
+            <w:tcW w:type="dxa" w:w="3160"/>
+            <w:shd w:fill="EEF4F8" w:color="auto" w:val="clear"/>
+            <w:tcMar>
+              <w:top w:type="dxa" w:w="60"/>
+              <w:left w:type="dxa" w:w="100"/>
+              <w:bottom w:type="dxa" w:w="60"/>
+              <w:right w:type="dxa" w:w="100"/>
+            </w:tcMar>
+          </w:tcPr>
+          <w:p>
+            <w:pPr>
+              <w:spacing w:after="0" w:before="0"/>
+            </w:pPr>
+            <w:r>
+              <w:rPr>
+                <w:b/>
+                <w:bCs/>
+                <w:color w:val="0F2B3C"/>
+                <w:sz w:val="18"/>
+                <w:szCs w:val="18"/>
+              </w:rPr>
+              <w:t xml:space="preserve">Student-Friendly Definition</w:t>
+            </w:r>
+          </w:p>
+        </w:tc>
+        <w:tc>
+          <w:tcPr>
+            <w:tcW w:type="dxa" w:w="2200"/>
+            <w:shd w:fill="EEF4F8" w:color="auto" w:val="clear"/>
+            <w:tcMar>
+              <w:top w:type="dxa" w:w="60"/>
+              <w:left w:type="dxa" w:w="100"/>
+              <w:bottom w:type="dxa" w:w="60"/>
+              <w:right w:type="dxa" w:w="100"/>
+            </w:tcMar>
+          </w:tcPr>
+          <w:p>
+            <w:pPr>
+              <w:spacing w:after="0" w:before="0"/>
+            </w:pPr>
+            <w:r>
+              <w:rPr>
+                <w:b/>
+                <w:bCs/>
+                <w:color w:val="0F2B3C"/>
+                <w:sz w:val="18"/>
+                <w:szCs w:val="18"/>
+              </w:rPr>
+              <w:t xml:space="preserve">Non-Example</w:t>
+            </w:r>
+          </w:p>
+        </w:tc>
+        <w:tc>
+          <w:tcPr>
+            <w:tcW w:type="dxa" w:w="2200"/>
+            <w:shd w:fill="EEF4F8" w:color="auto" w:val="clear"/>
+            <w:tcMar>
+              <w:top w:type="dxa" w:w="60"/>
+              <w:left w:type="dxa" w:w="100"/>
+              <w:bottom w:type="dxa" w:w="60"/>
+              <w:right w:type="dxa" w:w="100"/>
+            </w:tcMar>
+          </w:tcPr>
+          <w:p>
+            <w:pPr>
+              <w:spacing w:after="0" w:before="0"/>
+            </w:pPr>
+            <w:r>
+              <w:rPr>
+                <w:b/>
+                <w:bCs/>
+                <w:color w:val="0F2B3C"/>
+                <w:sz w:val="18"/>
+                <w:szCs w:val="18"/>
+              </w:rPr>
+              <w:t xml:space="preserve">Visual Clue</w:t>
+            </w:r>
+          </w:p>
+        </w:tc>
+      </w:tr>
+      <w:tr>
+        <w:trPr>
+          <w:cantSplit/>
+        </w:trPr>
+        <w:tc>
+          <w:tcPr>
+            <w:tcW w:type="dxa" w:w="1800"/>
+            <w:tcMar>
+              <w:top w:type="dxa" w:w="60"/>
+              <w:left w:type="dxa" w:w="100"/>
+              <w:bottom w:type="dxa" w:w="60"/>
+              <w:right w:type="dxa" w:w="100"/>
+            </w:tcMar>
+            <w:vAlign w:val="top"/>
+          </w:tcPr>
+          <w:p>
+            <w:pPr>
+              <w:spacing w:after="20" w:before="0"/>
+            </w:pPr>
+            <w:r>
+              <w:rPr>
+                <w:b/>
+                <w:bCs/>
+                <w:color w:val="0F2B3C"/>
+                <w:sz w:val="20"/>
+                <w:szCs w:val="20"/>
+              </w:rPr>
+              <w:t xml:space="preserve">Ordered Pairs in All Four Quadrants</w:t>
+            </w:r>
+          </w:p>
+          <w:p>
+            <w:pPr>
+              <w:spacing w:after="0" w:before="0"/>
+            </w:pPr>
+            <w:r>
+              <w:rPr>
+                <w:i/>
+                <w:iCs/>
+                <w:color w:val="5E6E7E"/>
+                <w:sz w:val="18"/>
+                <w:szCs w:val="18"/>
+              </w:rPr>
+              <w:t xml:space="preserve">Pares ordenados en los cuatro cuadrantes</w:t>
+            </w:r>
+          </w:p>
+        </w:tc>
+        <w:tc>
+          <w:tcPr>
+            <w:tcW w:type="dxa" w:w="3160"/>
+            <w:tcMar>
+              <w:top w:type="dxa" w:w="60"/>
+              <w:left w:type="dxa" w:w="100"/>
+              <w:bottom w:type="dxa" w:w="60"/>
+              <w:right w:type="dxa" w:w="100"/>
+            </w:tcMar>
+            <w:vAlign w:val="top"/>
+          </w:tcPr>
+          <w:p>
+            <w:pPr>
+              <w:spacing w:after="0" w:before="0"/>
+            </w:pPr>
+            <w:r>
+              <w:rPr>
+                <w:sz w:val="19"/>
+                <w:szCs w:val="19"/>
+              </w:rPr>
+              <w:t xml:space="preserve">Points written as (x, y) whose positive or negative coordinates place them in one of four quadrants.</w:t>
+            </w:r>
+          </w:p>
+        </w:tc>
+        <w:tc>
+          <w:tcPr>
+            <w:tcW w:type="dxa" w:w="2200"/>
+            <w:tcMar>
+              <w:top w:type="dxa" w:w="60"/>
+              <w:left w:type="dxa" w:w="100"/>
+              <w:bottom w:type="dxa" w:w="60"/>
+              <w:right w:type="dxa" w:w="100"/>
+            </w:tcMar>
+            <w:vAlign w:val="top"/>
+          </w:tcPr>
+          <w:p>
+            <w:pPr>
+              <w:spacing w:after="30" w:before="0"/>
+            </w:pPr>
+            <w:r>
+              <w:rPr>
+                <w:i/>
+                <w:iCs/>
+                <w:color w:val="5E6E7E"/>
+                <w:sz w:val="18"/>
+                <w:szCs w:val="18"/>
+              </w:rPr>
+              <w:t xml:space="preserve">Not Ordered Pairs in All Four Quadrants: write a counter-example that does not fit the rule.</w:t>
+            </w:r>
+          </w:p>
+          <w:p>
+            <w:pPr>
+              <w:spacing w:after="50" w:before="0"/>
+            </w:pPr>
+            <w:r>
+              <w:rPr>
+                <w:color w:val="BBBBBB"/>
+                <w:sz w:val="18"/>
+                <w:szCs w:val="18"/>
+              </w:rPr>
+              <w:t xml:space="preserve">____________________________</w:t>
+            </w:r>
+          </w:p>
+        </w:tc>
+        <w:tc>
+          <w:tcPr>
+            <w:tcW w:type="dxa" w:w="2200"/>
+            <w:tcMar>
+              <w:top w:type="dxa" w:w="60"/>
+              <w:left w:type="dxa" w:w="100"/>
+              <w:bottom w:type="dxa" w:w="60"/>
+              <w:right w:type="dxa" w:w="100"/>
+            </w:tcMar>
+            <w:vAlign w:val="top"/>
+          </w:tcPr>
+          <w:p>
+            <w:pPr>
+              <w:spacing w:after="0" w:before="0"/>
+            </w:pPr>
+            <w:r>
+              <w:rPr>
+                <w:i/>
+                <w:iCs/>
+                <w:color w:val="5E6E7E"/>
+                <w:sz w:val="18"/>
+                <w:szCs w:val="18"/>
+              </w:rPr>
+              <w:t xml:space="preserve">(−3, 4) is in Quadrant II.</w:t>
+            </w:r>
+          </w:p>
+        </w:tc>
+      </w:tr>
+      <w:tr>
+        <w:trPr>
+          <w:cantSplit/>
+        </w:trPr>
+        <w:tc>
+          <w:tcPr>
+            <w:tcW w:type="dxa" w:w="1800"/>
+            <w:tcMar>
+              <w:top w:type="dxa" w:w="60"/>
+              <w:left w:type="dxa" w:w="100"/>
+              <w:bottom w:type="dxa" w:w="60"/>
+              <w:right w:type="dxa" w:w="100"/>
+            </w:tcMar>
+            <w:vAlign w:val="top"/>
+          </w:tcPr>
+          <w:p>
+            <w:pPr>
+              <w:spacing w:after="20" w:before="0"/>
+            </w:pPr>
+            <w:r>
+              <w:rPr>
+                <w:b/>
+                <w:bCs/>
+                <w:color w:val="0F2B3C"/>
+                <w:sz w:val="20"/>
+                <w:szCs w:val="20"/>
+              </w:rPr>
+              <w:t xml:space="preserve">Quadrant</w:t>
+            </w:r>
+          </w:p>
+          <w:p>
+            <w:pPr>
+              <w:spacing w:after="0" w:before="0"/>
+            </w:pPr>
+            <w:r>
+              <w:rPr>
+                <w:i/>
+                <w:iCs/>
+                <w:color w:val="5E6E7E"/>
+                <w:sz w:val="18"/>
+                <w:szCs w:val="18"/>
+              </w:rPr>
+              <w:t xml:space="preserve">Cuadrante</w:t>
+            </w:r>
+          </w:p>
+        </w:tc>
+        <w:tc>
+          <w:tcPr>
+            <w:tcW w:type="dxa" w:w="3160"/>
+            <w:tcMar>
+              <w:top w:type="dxa" w:w="60"/>
+              <w:left w:type="dxa" w:w="100"/>
+              <w:bottom w:type="dxa" w:w="60"/>
+              <w:right w:type="dxa" w:w="100"/>
+            </w:tcMar>
+            <w:vAlign w:val="top"/>
+          </w:tcPr>
+          <w:p>
+            <w:pPr>
+              <w:spacing w:after="0" w:before="0"/>
+            </w:pPr>
+            <w:r>
+              <w:rPr>
+                <w:sz w:val="19"/>
+                <w:szCs w:val="19"/>
+              </w:rPr>
+              <w:t xml:space="preserve">One of the four parts of a coordinate grid, numbered I to IV.</w:t>
+            </w:r>
+          </w:p>
+        </w:tc>
+        <w:tc>
+          <w:tcPr>
+            <w:tcW w:type="dxa" w:w="2200"/>
+            <w:tcMar>
+              <w:top w:type="dxa" w:w="60"/>
+              <w:left w:type="dxa" w:w="100"/>
+              <w:bottom w:type="dxa" w:w="60"/>
+              <w:right w:type="dxa" w:w="100"/>
+            </w:tcMar>
+            <w:vAlign w:val="top"/>
+          </w:tcPr>
+          <w:p>
+            <w:pPr>
+              <w:spacing w:after="30" w:before="0"/>
+            </w:pPr>
+            <w:r>
+              <w:rPr>
+                <w:i/>
+                <w:iCs/>
+                <w:color w:val="5E6E7E"/>
+                <w:sz w:val="18"/>
+                <w:szCs w:val="18"/>
+              </w:rPr>
+              <w:t xml:space="preserve">Not Quadrant: write a counter-example that does not fit the rule.</w:t>
+            </w:r>
+          </w:p>
+          <w:p>
+            <w:pPr>
+              <w:spacing w:after="50" w:before="0"/>
+            </w:pPr>
+            <w:r>
+              <w:rPr>
+                <w:color w:val="BBBBBB"/>
+                <w:sz w:val="18"/>
+                <w:szCs w:val="18"/>
+              </w:rPr>
+              <w:t xml:space="preserve">____________________________</w:t>
+            </w:r>
+          </w:p>
+        </w:tc>
+        <w:tc>
+          <w:tcPr>
+            <w:tcW w:type="dxa" w:w="2200"/>
+            <w:tcMar>
+              <w:top w:type="dxa" w:w="60"/>
+              <w:left w:type="dxa" w:w="100"/>
+              <w:bottom w:type="dxa" w:w="60"/>
+              <w:right w:type="dxa" w:w="100"/>
+            </w:tcMar>
+            <w:vAlign w:val="top"/>
+          </w:tcPr>
+          <w:p>
+            <w:pPr>
+              <w:spacing w:after="0" w:before="0"/>
+            </w:pPr>
+            <w:r>
+              <w:rPr>
+                <w:i/>
+                <w:iCs/>
+                <w:color w:val="5E6E7E"/>
+                <w:sz w:val="18"/>
+                <w:szCs w:val="18"/>
+              </w:rPr>
+              <w:t xml:space="preserve">I (+, +) top-right, II (-, +) top-left, III (-, -) bottom-left, IV (+, -) bottom-right</w:t>
+            </w:r>
+          </w:p>
+        </w:tc>
+      </w:tr>
+      <w:tr>
+        <w:trPr>
+          <w:cantSplit/>
+        </w:trPr>
+        <w:tc>
+          <w:tcPr>
+            <w:tcW w:type="dxa" w:w="1800"/>
+            <w:tcMar>
+              <w:top w:type="dxa" w:w="60"/>
+              <w:left w:type="dxa" w:w="100"/>
+              <w:bottom w:type="dxa" w:w="60"/>
+              <w:right w:type="dxa" w:w="100"/>
+            </w:tcMar>
+            <w:vAlign w:val="top"/>
+          </w:tcPr>
+          <w:p>
+            <w:pPr>
+              <w:spacing w:after="20" w:before="0"/>
+            </w:pPr>
+            <w:r>
+              <w:rPr>
+                <w:b/>
+                <w:bCs/>
+                <w:color w:val="0F2B3C"/>
+                <w:sz w:val="20"/>
+                <w:szCs w:val="20"/>
+              </w:rPr>
+              <w:t xml:space="preserve">Negative coordinate</w:t>
+            </w:r>
+          </w:p>
+          <w:p>
+            <w:pPr>
+              <w:spacing w:after="0" w:before="0"/>
+            </w:pPr>
+            <w:r>
+              <w:rPr>
+                <w:i/>
+                <w:iCs/>
+                <w:color w:val="5E6E7E"/>
+                <w:sz w:val="18"/>
+                <w:szCs w:val="18"/>
+              </w:rPr>
+              <w:t xml:space="preserve">Coordenada negativa</w:t>
+            </w:r>
+          </w:p>
+        </w:tc>
+        <w:tc>
+          <w:tcPr>
+            <w:tcW w:type="dxa" w:w="3160"/>
+            <w:tcMar>
+              <w:top w:type="dxa" w:w="60"/>
+              <w:left w:type="dxa" w:w="100"/>
+              <w:bottom w:type="dxa" w:w="60"/>
+              <w:right w:type="dxa" w:w="100"/>
+            </w:tcMar>
+            <w:vAlign w:val="top"/>
+          </w:tcPr>
+          <w:p>
+            <w:pPr>
+              <w:spacing w:after="0" w:before="0"/>
+            </w:pPr>
+            <w:r>
+              <w:rPr>
+                <w:sz w:val="19"/>
+                <w:szCs w:val="19"/>
+              </w:rPr>
+              <w:t xml:space="preserve">A coordinate less than zero. It means left or below the center point.</w:t>
+            </w:r>
+          </w:p>
+        </w:tc>
+        <w:tc>
+          <w:tcPr>
+            <w:tcW w:type="dxa" w:w="2200"/>
+            <w:tcMar>
+              <w:top w:type="dxa" w:w="60"/>
+              <w:left w:type="dxa" w:w="100"/>
+              <w:bottom w:type="dxa" w:w="60"/>
+              <w:right w:type="dxa" w:w="100"/>
+            </w:tcMar>
+            <w:vAlign w:val="top"/>
+          </w:tcPr>
+          <w:p>
+            <w:pPr>
+              <w:spacing w:after="30" w:before="0"/>
+            </w:pPr>
+            <w:r>
+              <w:rPr>
+                <w:i/>
+                <w:iCs/>
+                <w:color w:val="5E6E7E"/>
+                <w:sz w:val="18"/>
+                <w:szCs w:val="18"/>
+              </w:rPr>
+              <w:t xml:space="preserve">Not Negative coordinate: write a counter-example that does not fit the rule.</w:t>
+            </w:r>
+          </w:p>
+          <w:p>
+            <w:pPr>
+              <w:spacing w:after="50" w:before="0"/>
+            </w:pPr>
+            <w:r>
+              <w:rPr>
+                <w:color w:val="BBBBBB"/>
+                <w:sz w:val="18"/>
+                <w:szCs w:val="18"/>
+              </w:rPr>
+              <w:t xml:space="preserve">____________________________</w:t>
+            </w:r>
+          </w:p>
+        </w:tc>
+        <w:tc>
+          <w:tcPr>
+            <w:tcW w:type="dxa" w:w="2200"/>
+            <w:tcMar>
+              <w:top w:type="dxa" w:w="60"/>
+              <w:left w:type="dxa" w:w="100"/>
+              <w:bottom w:type="dxa" w:w="60"/>
+              <w:right w:type="dxa" w:w="100"/>
+            </w:tcMar>
+            <w:vAlign w:val="top"/>
+          </w:tcPr>
+          <w:p>
+            <w:pPr>
+              <w:spacing w:after="0" w:before="0"/>
+            </w:pPr>
+            <w:r>
+              <w:rPr>
+                <w:i/>
+                <w:iCs/>
+                <w:color w:val="5E6E7E"/>
+                <w:sz w:val="18"/>
+                <w:szCs w:val="18"/>
+              </w:rPr>
+              <w:t xml:space="preserve">(-3, 2) means 3 left and 2 up from the origin</w:t>
+            </w:r>
+          </w:p>
+        </w:tc>
+      </w:tr>
+      <w:tr>
+        <w:trPr>
+          <w:cantSplit/>
+        </w:trPr>
+        <w:tc>
+          <w:tcPr>
+            <w:tcW w:type="dxa" w:w="1800"/>
+            <w:tcMar>
+              <w:top w:type="dxa" w:w="60"/>
+              <w:left w:type="dxa" w:w="100"/>
+              <w:bottom w:type="dxa" w:w="60"/>
+              <w:right w:type="dxa" w:w="100"/>
+            </w:tcMar>
+            <w:vAlign w:val="top"/>
+          </w:tcPr>
+          <w:p>
+            <w:pPr>
+              <w:spacing w:after="20" w:before="0"/>
+            </w:pPr>
+            <w:r>
+              <w:rPr>
+                <w:b/>
+                <w:bCs/>
+                <w:color w:val="0F2B3C"/>
+                <w:sz w:val="20"/>
+                <w:szCs w:val="20"/>
+              </w:rPr>
+              <w:t xml:space="preserve">Reflection</w:t>
+            </w:r>
+          </w:p>
+          <w:p>
+            <w:pPr>
+              <w:spacing w:after="0" w:before="0"/>
+            </w:pPr>
+            <w:r>
+              <w:rPr>
+                <w:i/>
+                <w:iCs/>
+                <w:color w:val="5E6E7E"/>
+                <w:sz w:val="18"/>
+                <w:szCs w:val="18"/>
+              </w:rPr>
+              <w:t xml:space="preserve">Reflexión</w:t>
+            </w:r>
+          </w:p>
+        </w:tc>
+        <w:tc>
+          <w:tcPr>
+            <w:tcW w:type="dxa" w:w="3160"/>
+            <w:tcMar>
+              <w:top w:type="dxa" w:w="60"/>
+              <w:left w:type="dxa" w:w="100"/>
+              <w:bottom w:type="dxa" w:w="60"/>
+              <w:right w:type="dxa" w:w="100"/>
+            </w:tcMar>
+            <w:vAlign w:val="top"/>
+          </w:tcPr>
+          <w:p>
+            <w:pPr>
+              <w:spacing w:after="0" w:before="0"/>
+            </w:pPr>
+            <w:r>
+              <w:rPr>
+                <w:sz w:val="19"/>
+                <w:szCs w:val="19"/>
+              </w:rPr>
+              <w:t xml:space="preserve">A flipped, mirror image across a line.</w:t>
+            </w:r>
+          </w:p>
+        </w:tc>
+        <w:tc>
+          <w:tcPr>
+            <w:tcW w:type="dxa" w:w="2200"/>
+            <w:tcMar>
+              <w:top w:type="dxa" w:w="60"/>
+              <w:left w:type="dxa" w:w="100"/>
+              <w:bottom w:type="dxa" w:w="60"/>
+              <w:right w:type="dxa" w:w="100"/>
+            </w:tcMar>
+            <w:vAlign w:val="top"/>
+          </w:tcPr>
+          <w:p>
+            <w:pPr>
+              <w:spacing w:after="30" w:before="0"/>
+            </w:pPr>
+            <w:r>
+              <w:rPr>
+                <w:i/>
+                <w:iCs/>
+                <w:color w:val="5E6E7E"/>
+                <w:sz w:val="18"/>
+                <w:szCs w:val="18"/>
+              </w:rPr>
+              <w:t xml:space="preserve">Not Reflection: write a counter-example that does not fit the rule.</w:t>
+            </w:r>
+          </w:p>
+          <w:p>
+            <w:pPr>
+              <w:spacing w:after="50" w:before="0"/>
+            </w:pPr>
+            <w:r>
+              <w:rPr>
+                <w:color w:val="BBBBBB"/>
+                <w:sz w:val="18"/>
+                <w:szCs w:val="18"/>
+              </w:rPr>
+              <w:t xml:space="preserve">____________________________</w:t>
+            </w:r>
+          </w:p>
+        </w:tc>
+        <w:tc>
+          <w:tcPr>
+            <w:tcW w:type="dxa" w:w="2200"/>
+            <w:tcMar>
+              <w:top w:type="dxa" w:w="60"/>
+              <w:left w:type="dxa" w:w="100"/>
+              <w:bottom w:type="dxa" w:w="60"/>
+              <w:right w:type="dxa" w:w="100"/>
+            </w:tcMar>
+            <w:vAlign w:val="top"/>
+          </w:tcPr>
+          <w:p>
+            <w:pPr>
+              <w:spacing w:after="0" w:before="0"/>
+            </w:pPr>
+            <w:r>
+              <w:rPr>
+                <w:i/>
+                <w:iCs/>
+                <w:color w:val="5E6E7E"/>
+                <w:sz w:val="18"/>
+                <w:szCs w:val="18"/>
+              </w:rPr>
+              <w:t xml:space="preserve">(3, 2) reflected over the y-axis is (-3, 2) — same distance, opposite side</w:t>
+            </w:r>
+          </w:p>
+        </w:tc>
+      </w:tr>
+      <w:tr>
+        <w:trPr>
+          <w:cantSplit/>
+        </w:trPr>
+        <w:tc>
+          <w:tcPr>
+            <w:tcW w:type="dxa" w:w="1800"/>
+            <w:tcMar>
+              <w:top w:type="dxa" w:w="60"/>
+              <w:left w:type="dxa" w:w="100"/>
+              <w:bottom w:type="dxa" w:w="60"/>
+              <w:right w:type="dxa" w:w="100"/>
+            </w:tcMar>
+            <w:vAlign w:val="top"/>
+          </w:tcPr>
+          <w:p>
+            <w:pPr>
+              <w:spacing w:after="20" w:before="0"/>
+            </w:pPr>
+            <w:r>
+              <w:rPr>
+                <w:b/>
+                <w:bCs/>
+                <w:color w:val="0F2B3C"/>
+                <w:sz w:val="20"/>
+                <w:szCs w:val="20"/>
+              </w:rPr>
+              <w:t xml:space="preserve">Axis</w:t>
+            </w:r>
+          </w:p>
+          <w:p>
+            <w:pPr>
+              <w:spacing w:after="0" w:before="0"/>
+            </w:pPr>
+            <w:r>
+              <w:rPr>
+                <w:i/>
+                <w:iCs/>
+                <w:color w:val="5E6E7E"/>
+                <w:sz w:val="18"/>
+                <w:szCs w:val="18"/>
+              </w:rPr>
+              <w:t xml:space="preserve">Eje</w:t>
+            </w:r>
+          </w:p>
+        </w:tc>
+        <w:tc>
+          <w:tcPr>
+            <w:tcW w:type="dxa" w:w="3160"/>
+            <w:tcMar>
+              <w:top w:type="dxa" w:w="60"/>
+              <w:left w:type="dxa" w:w="100"/>
+              <w:bottom w:type="dxa" w:w="60"/>
+              <w:right w:type="dxa" w:w="100"/>
+            </w:tcMar>
+            <w:vAlign w:val="top"/>
+          </w:tcPr>
+          <w:p>
+            <w:pPr>
+              <w:spacing w:after="0" w:before="0"/>
+            </w:pPr>
+            <w:r>
+              <w:rPr>
+                <w:sz w:val="19"/>
+                <w:szCs w:val="19"/>
+              </w:rPr>
+              <w:t xml:space="preserve">One of the two number lines that frame a graph: the x-axis runs across, the y-axis runs up and down.</w:t>
+            </w:r>
+          </w:p>
+        </w:tc>
+        <w:tc>
+          <w:tcPr>
+            <w:tcW w:type="dxa" w:w="2200"/>
+            <w:tcMar>
+              <w:top w:type="dxa" w:w="60"/>
+              <w:left w:type="dxa" w:w="100"/>
+              <w:bottom w:type="dxa" w:w="60"/>
+              <w:right w:type="dxa" w:w="100"/>
+            </w:tcMar>
+            <w:vAlign w:val="top"/>
+          </w:tcPr>
+          <w:p>
+            <w:pPr>
+              <w:spacing w:after="30" w:before="0"/>
+            </w:pPr>
+            <w:r>
+              <w:rPr>
+                <w:i/>
+                <w:iCs/>
+                <w:color w:val="5E6E7E"/>
+                <w:sz w:val="18"/>
+                <w:szCs w:val="18"/>
+              </w:rPr>
+              <w:t xml:space="preserve">Not Axis: write a counter-example that does not fit the rule.</w:t>
+            </w:r>
+          </w:p>
+          <w:p>
+            <w:pPr>
+              <w:spacing w:after="50" w:before="0"/>
+            </w:pPr>
+            <w:r>
+              <w:rPr>
+                <w:color w:val="BBBBBB"/>
+                <w:sz w:val="18"/>
+                <w:szCs w:val="18"/>
+              </w:rPr>
+              <w:t xml:space="preserve">____________________________</w:t>
+            </w:r>
+          </w:p>
+        </w:tc>
+        <w:tc>
+          <w:tcPr>
+            <w:tcW w:type="dxa" w:w="2200"/>
+            <w:tcMar>
+              <w:top w:type="dxa" w:w="60"/>
+              <w:left w:type="dxa" w:w="100"/>
+              <w:bottom w:type="dxa" w:w="60"/>
+              <w:right w:type="dxa" w:w="100"/>
+            </w:tcMar>
+            <w:vAlign w:val="top"/>
+          </w:tcPr>
+          <w:p>
+            <w:pPr>
+              <w:spacing w:after="0" w:before="0"/>
+            </w:pPr>
+            <w:r>
+              <w:rPr>
+                <w:i/>
+                <w:iCs/>
+                <w:color w:val="5E6E7E"/>
+                <w:sz w:val="18"/>
+                <w:szCs w:val="18"/>
+              </w:rPr>
+              <w:t xml:space="preserve">The x-axis goes left-right; the y-axis goes up-down; they cross at (0, 0)</w:t>
+            </w:r>
+          </w:p>
+        </w:tc>
+      </w:tr>
+      <w:tr>
+        <w:trPr>
+          <w:cantSplit/>
+        </w:trPr>
+        <w:tc>
+          <w:tcPr>
+            <w:tcW w:type="dxa" w:w="1800"/>
+            <w:tcMar>
+              <w:top w:type="dxa" w:w="60"/>
+              <w:left w:type="dxa" w:w="100"/>
+              <w:bottom w:type="dxa" w:w="60"/>
+              <w:right w:type="dxa" w:w="100"/>
+            </w:tcMar>
+            <w:vAlign w:val="top"/>
+          </w:tcPr>
+          <w:p>
+            <w:pPr>
+              <w:spacing w:after="20" w:before="0"/>
+            </w:pPr>
+            <w:r>
+              <w:rPr>
+                <w:b/>
+                <w:bCs/>
+                <w:color w:val="0F2B3C"/>
+                <w:sz w:val="20"/>
+                <w:szCs w:val="20"/>
+              </w:rPr>
+              <w:t xml:space="preserve">Integer</w:t>
+            </w:r>
+          </w:p>
+          <w:p>
+            <w:pPr>
+              <w:spacing w:after="0" w:before="0"/>
+            </w:pPr>
+            <w:r>
+              <w:rPr>
+                <w:i/>
+                <w:iCs/>
+                <w:color w:val="5E6E7E"/>
+                <w:sz w:val="18"/>
+                <w:szCs w:val="18"/>
+              </w:rPr>
+              <w:t xml:space="preserve">Número entero</w:t>
+            </w:r>
+          </w:p>
+        </w:tc>
+        <w:tc>
+          <w:tcPr>
+            <w:tcW w:type="dxa" w:w="3160"/>
+            <w:tcMar>
+              <w:top w:type="dxa" w:w="60"/>
+              <w:left w:type="dxa" w:w="100"/>
+              <w:bottom w:type="dxa" w:w="60"/>
+              <w:right w:type="dxa" w:w="100"/>
+            </w:tcMar>
+            <w:vAlign w:val="top"/>
+          </w:tcPr>
+          <w:p>
+            <w:pPr>
+              <w:spacing w:after="0" w:before="0"/>
+            </w:pPr>
+            <w:r>
+              <w:rPr>
+                <w:sz w:val="19"/>
+                <w:szCs w:val="19"/>
+              </w:rPr>
+              <w:t xml:space="preserve">Whole numbers and their opposites, like -2, -1, 0, 1, 2.</w:t>
+            </w:r>
+          </w:p>
+        </w:tc>
+        <w:tc>
+          <w:tcPr>
+            <w:tcW w:type="dxa" w:w="2200"/>
+            <w:tcMar>
+              <w:top w:type="dxa" w:w="60"/>
+              <w:left w:type="dxa" w:w="100"/>
+              <w:bottom w:type="dxa" w:w="60"/>
+              <w:right w:type="dxa" w:w="100"/>
+            </w:tcMar>
+            <w:vAlign w:val="top"/>
+          </w:tcPr>
+          <w:p>
+            <w:pPr>
+              <w:spacing w:after="30" w:before="0"/>
+            </w:pPr>
+            <w:r>
+              <w:rPr>
+                <w:i/>
+                <w:iCs/>
+                <w:color w:val="5E6E7E"/>
+                <w:sz w:val="18"/>
+                <w:szCs w:val="18"/>
+              </w:rPr>
+              <w:t xml:space="preserve">Not Integer: write a counter-example that does not fit the rule.</w:t>
+            </w:r>
+          </w:p>
+          <w:p>
+            <w:pPr>
+              <w:spacing w:after="50" w:before="0"/>
+            </w:pPr>
+            <w:r>
+              <w:rPr>
+                <w:color w:val="BBBBBB"/>
+                <w:sz w:val="18"/>
+                <w:szCs w:val="18"/>
+              </w:rPr>
+              <w:t xml:space="preserve">____________________________</w:t>
+            </w:r>
+          </w:p>
+        </w:tc>
+        <w:tc>
+          <w:tcPr>
+            <w:tcW w:type="dxa" w:w="2200"/>
+            <w:tcMar>
+              <w:top w:type="dxa" w:w="60"/>
+              <w:left w:type="dxa" w:w="100"/>
+              <w:bottom w:type="dxa" w:w="60"/>
+              <w:right w:type="dxa" w:w="100"/>
+            </w:tcMar>
+            <w:vAlign w:val="top"/>
+          </w:tcPr>
+          <w:p>
+            <w:pPr>
+              <w:spacing w:after="0" w:before="0"/>
+            </w:pPr>
+            <w:r>
+              <w:rPr>
+                <w:i/>
+                <w:iCs/>
+                <w:color w:val="5E6E7E"/>
+                <w:sz w:val="18"/>
+                <w:szCs w:val="18"/>
+              </w:rPr>
+              <w:t xml:space="preserve">..., -3, -2, -1, 0, 1, 2, 3, ...</w:t>
+            </w:r>
+          </w:p>
+        </w:tc>
+      </w:tr>
+    </w:tbl>
+    <w:p>
+      <w:pPr>
+        <w:spacing w:after="120" w:before="140"/>
       </w:pPr>
       <w:r>
         <w:rPr>
@@ -127,99 +1103,948 @@
         <w:t xml:space="preserve">Match the move to the direction.</w:t>
       </w:r>
     </w:p>
-    <w:p>
-      <w:pPr>
-        <w:spacing w:after="40" w:before="0"/>
-      </w:pPr>
-      <w:r>
-        <w:rPr>
-          <w:sz w:val="22"/>
-          <w:szCs w:val="22"/>
-        </w:rPr>
-        <w:t xml:space="preserve">1.  Which part of (x, y) tells you how far up or down?</w:t>
-      </w:r>
-    </w:p>
-    <w:p>
-      <w:pPr>
-        <w:spacing w:after="40" w:before="0"/>
-      </w:pPr>
-      <w:r>
-        <w:rPr>
-          <w:color w:val="5E6E7E"/>
-          <w:sz w:val="20"/>
-          <w:szCs w:val="20"/>
-        </w:rPr>
-        <w:t xml:space="preserve">     choices: x   /   y</w:t>
-      </w:r>
-    </w:p>
-    <w:p>
-      <w:pPr>
-        <w:spacing w:after="80" w:before="0"/>
-      </w:pPr>
-      <w:r>
-        <w:rPr>
-          <w:color w:val="BBBBBB"/>
-        </w:rPr>
-        <w:t xml:space="preserve">____________________________________________________</w:t>
-      </w:r>
-    </w:p>
-    <w:p>
-      <w:pPr>
-        <w:spacing w:after="40" w:before="0"/>
-      </w:pPr>
-      <w:r>
-        <w:rPr>
-          <w:sz w:val="22"/>
-          <w:szCs w:val="22"/>
-        </w:rPr>
-        <w:t xml:space="preserve">2.  What is the opposite of right?</w:t>
-      </w:r>
-    </w:p>
-    <w:p>
-      <w:pPr>
-        <w:spacing w:after="40" w:before="0"/>
-      </w:pPr>
-      <w:r>
-        <w:rPr>
-          <w:color w:val="5E6E7E"/>
-          <w:sz w:val="20"/>
-          <w:szCs w:val="20"/>
-        </w:rPr>
-        <w:t xml:space="preserve">     choices: Left   /   Up</w:t>
-      </w:r>
-    </w:p>
-    <w:p>
-      <w:pPr>
-        <w:spacing w:after="80" w:before="0"/>
-      </w:pPr>
-      <w:r>
-        <w:rPr>
-          <w:color w:val="BBBBBB"/>
-        </w:rPr>
-        <w:t xml:space="preserve">____________________________________________________</w:t>
-      </w:r>
-    </w:p>
-    <w:p>
-      <w:pPr>
-        <w:spacing w:after="40" w:before="0"/>
-      </w:pPr>
-      <w:r>
-        <w:rPr>
-          <w:sz w:val="22"/>
-          <w:szCs w:val="22"/>
-        </w:rPr>
-        <w:t xml:space="preserve">3.  To plot (3, 2), how far do you move across (x)?</w:t>
-      </w:r>
-    </w:p>
-    <w:p>
-      <w:pPr>
-        <w:spacing w:after="80" w:before="0"/>
-      </w:pPr>
-      <w:r>
-        <w:rPr>
-          <w:color w:val="BBBBBB"/>
-        </w:rPr>
-        <w:t xml:space="preserve">____________________________________________________</w:t>
+    <w:tbl>
+      <w:tblPr>
+        <w:tblW w:type="dxa" w:w="9360"/>
+        <w:tblBorders>
+          <w:top w:val="single" w:color="C7D2DD" w:sz="6"/>
+          <w:left w:val="single" w:color="C7D2DD" w:sz="6"/>
+          <w:bottom w:val="single" w:color="C7D2DD" w:sz="6"/>
+          <w:right w:val="single" w:color="C7D2DD" w:sz="6"/>
+          <w:insideH w:val="single" w:color="C7D2DD" w:sz="6"/>
+          <w:insideV w:val="single" w:color="C7D2DD" w:sz="6"/>
+        </w:tblBorders>
+      </w:tblPr>
+      <w:tblGrid>
+        <w:gridCol w:w="2800"/>
+        <w:gridCol w:w="3560"/>
+        <w:gridCol w:w="3000"/>
+      </w:tblGrid>
+      <w:tr>
+        <w:trPr>
+          <w:cantSplit/>
+          <w:tblHeader/>
+        </w:trPr>
+        <w:tc>
+          <w:tcPr>
+            <w:tcW w:type="dxa" w:w="2800"/>
+            <w:shd w:fill="EEF4F8" w:color="auto" w:val="clear"/>
+            <w:tcMar>
+              <w:top w:type="dxa" w:w="60"/>
+              <w:left w:type="dxa" w:w="100"/>
+              <w:bottom w:type="dxa" w:w="60"/>
+              <w:right w:type="dxa" w:w="100"/>
+            </w:tcMar>
+          </w:tcPr>
+          <w:p>
+            <w:pPr>
+              <w:spacing w:after="0" w:before="0"/>
+            </w:pPr>
+            <w:r>
+              <w:rPr>
+                <w:b/>
+                <w:bCs/>
+                <w:color w:val="0F2B3C"/>
+                <w:sz w:val="16"/>
+                <w:szCs w:val="16"/>
+              </w:rPr>
+              <w:t xml:space="preserve">CORE PROBLEM / GIVEN REPRESENTATION</w:t>
+            </w:r>
+          </w:p>
+        </w:tc>
+        <w:tc>
+          <w:tcPr>
+            <w:tcW w:type="dxa" w:w="3560"/>
+            <w:shd w:fill="EEF4F8" w:color="auto" w:val="clear"/>
+            <w:tcMar>
+              <w:top w:type="dxa" w:w="60"/>
+              <w:left w:type="dxa" w:w="100"/>
+              <w:bottom w:type="dxa" w:w="60"/>
+              <w:right w:type="dxa" w:w="100"/>
+            </w:tcMar>
+          </w:tcPr>
+          <w:p>
+            <w:pPr>
+              <w:spacing w:after="0" w:before="0"/>
+            </w:pPr>
+            <w:r>
+              <w:rPr>
+                <w:b/>
+                <w:bCs/>
+                <w:color w:val="0F2B3C"/>
+                <w:sz w:val="16"/>
+                <w:szCs w:val="16"/>
+              </w:rPr>
+              <w:t xml:space="preserve">WORKING SPACE / CALCULATION STEPS</w:t>
+            </w:r>
+          </w:p>
+        </w:tc>
+        <w:tc>
+          <w:tcPr>
+            <w:tcW w:type="dxa" w:w="3000"/>
+            <w:shd w:fill="FBF3E2" w:color="auto" w:val="clear"/>
+            <w:tcMar>
+              <w:top w:type="dxa" w:w="60"/>
+              <w:left w:type="dxa" w:w="100"/>
+              <w:bottom w:type="dxa" w:w="60"/>
+              <w:right w:type="dxa" w:w="100"/>
+            </w:tcMar>
+          </w:tcPr>
+          <w:p>
+            <w:pPr>
+              <w:spacing w:after="0" w:before="0"/>
+            </w:pPr>
+            <w:r>
+              <w:rPr>
+                <w:b/>
+                <w:bCs/>
+                <w:color w:val="7A5400"/>
+                <w:sz w:val="16"/>
+                <w:szCs w:val="16"/>
+              </w:rPr>
+              <w:t xml:space="preserve">EXPLAIN YOUR REASONING</w:t>
+            </w:r>
+          </w:p>
+        </w:tc>
+      </w:tr>
+      <w:tr>
+        <w:trPr>
+          <w:cantSplit/>
+        </w:trPr>
+        <w:tc>
+          <w:tcPr>
+            <w:tcW w:type="dxa" w:w="2800"/>
+            <w:tcMar>
+              <w:top w:type="dxa" w:w="80"/>
+              <w:left w:type="dxa" w:w="100"/>
+              <w:bottom w:type="dxa" w:w="80"/>
+              <w:right w:type="dxa" w:w="100"/>
+            </w:tcMar>
+            <w:vAlign w:val="top"/>
+          </w:tcPr>
+          <w:p>
+            <w:pPr>
+              <w:spacing w:after="40" w:before="0"/>
+            </w:pPr>
+            <w:r>
+              <w:rPr>
+                <w:b/>
+                <w:bCs/>
+                <w:color w:val="0F2B3C"/>
+                <w:sz w:val="20"/>
+                <w:szCs w:val="20"/>
+              </w:rPr>
+              <w:t xml:space="preserve">1.  Which part of (x, y) tells you how far up or down?</w:t>
+            </w:r>
+          </w:p>
+          <w:p>
+            <w:pPr>
+              <w:spacing w:after="0" w:before="0"/>
+            </w:pPr>
+            <w:r>
+              <w:rPr>
+                <w:color w:val="5E6E7E"/>
+                <w:sz w:val="18"/>
+                <w:szCs w:val="18"/>
+              </w:rPr>
+              <w:t xml:space="preserve">Choices: x   /   y</w:t>
+            </w:r>
+          </w:p>
+        </w:tc>
+        <w:tc>
+          <w:tcPr>
+            <w:tcW w:type="dxa" w:w="3560"/>
+            <w:tcMar>
+              <w:top w:type="dxa" w:w="80"/>
+              <w:left w:type="dxa" w:w="100"/>
+              <w:bottom w:type="dxa" w:w="80"/>
+              <w:right w:type="dxa" w:w="100"/>
+            </w:tcMar>
+            <w:vAlign w:val="top"/>
+          </w:tcPr>
+          <w:p>
+            <w:pPr>
+              <w:spacing w:after="50" w:before="0"/>
+            </w:pPr>
+            <w:r>
+              <w:rPr>
+                <w:color w:val="BBBBBB"/>
+                <w:sz w:val="18"/>
+                <w:szCs w:val="18"/>
+              </w:rPr>
+              <w:t xml:space="preserve">____________________________</w:t>
+            </w:r>
+          </w:p>
+          <w:p>
+            <w:pPr>
+              <w:spacing w:after="50" w:before="0"/>
+            </w:pPr>
+            <w:r>
+              <w:rPr>
+                <w:color w:val="BBBBBB"/>
+                <w:sz w:val="18"/>
+                <w:szCs w:val="18"/>
+              </w:rPr>
+              <w:t xml:space="preserve">____________________________</w:t>
+            </w:r>
+          </w:p>
+          <w:p>
+            <w:pPr>
+              <w:spacing w:after="50" w:before="0"/>
+            </w:pPr>
+            <w:r>
+              <w:rPr>
+                <w:color w:val="BBBBBB"/>
+                <w:sz w:val="18"/>
+                <w:szCs w:val="18"/>
+              </w:rPr>
+              <w:t xml:space="preserve">____________________________</w:t>
+            </w:r>
+          </w:p>
+          <w:p>
+            <w:pPr>
+              <w:spacing w:after="50" w:before="0"/>
+            </w:pPr>
+            <w:r>
+              <w:rPr>
+                <w:color w:val="BBBBBB"/>
+                <w:sz w:val="18"/>
+                <w:szCs w:val="18"/>
+              </w:rPr>
+              <w:t xml:space="preserve">____________________________</w:t>
+            </w:r>
+          </w:p>
+        </w:tc>
+        <w:tc>
+          <w:tcPr>
+            <w:tcW w:type="dxa" w:w="3000"/>
+            <w:shd w:fill="FBF3E2" w:color="auto" w:val="clear"/>
+            <w:tcMar>
+              <w:top w:type="dxa" w:w="80"/>
+              <w:left w:type="dxa" w:w="100"/>
+              <w:bottom w:type="dxa" w:w="80"/>
+              <w:right w:type="dxa" w:w="100"/>
+            </w:tcMar>
+            <w:vAlign w:val="top"/>
+          </w:tcPr>
+          <w:p>
+            <w:pPr>
+              <w:spacing w:after="30" w:before="0"/>
+            </w:pPr>
+            <w:r>
+              <w:rPr>
+                <w:b/>
+                <w:bCs/>
+                <w:color w:val="0F2B3C"/>
+                <w:sz w:val="18"/>
+                <w:szCs w:val="18"/>
+              </w:rPr>
+              <w:t xml:space="preserve">Because... ________________</w:t>
+            </w:r>
+          </w:p>
+          <w:p>
+            <w:pPr>
+              <w:spacing w:after="50" w:before="0"/>
+            </w:pPr>
+            <w:r>
+              <w:rPr>
+                <w:color w:val="BBBBBB"/>
+                <w:sz w:val="18"/>
+                <w:szCs w:val="18"/>
+              </w:rPr>
+              <w:t xml:space="preserve">____________________________</w:t>
+            </w:r>
+          </w:p>
+          <w:p>
+            <w:pPr>
+              <w:spacing w:after="30" w:before="40"/>
+            </w:pPr>
+            <w:r>
+              <w:rPr>
+                <w:b/>
+                <w:bCs/>
+                <w:color w:val="1A6FB5"/>
+                <w:sz w:val="18"/>
+                <w:szCs w:val="18"/>
+              </w:rPr>
+              <w:t xml:space="preserve">Although... _______________</w:t>
+            </w:r>
+          </w:p>
+          <w:p>
+            <w:pPr>
+              <w:spacing w:after="50" w:before="0"/>
+            </w:pPr>
+            <w:r>
+              <w:rPr>
+                <w:color w:val="BBBBBB"/>
+                <w:sz w:val="18"/>
+                <w:szCs w:val="18"/>
+              </w:rPr>
+              <w:t xml:space="preserve">____________________________</w:t>
+            </w:r>
+          </w:p>
+          <w:p>
+            <w:pPr>
+              <w:spacing w:after="30" w:before="40"/>
+            </w:pPr>
+            <w:r>
+              <w:rPr>
+                <w:b/>
+                <w:bCs/>
+                <w:color w:val="7A5400"/>
+                <w:sz w:val="18"/>
+                <w:szCs w:val="18"/>
+              </w:rPr>
+              <w:t xml:space="preserve">Therefore... ______________</w:t>
+            </w:r>
+          </w:p>
+          <w:p>
+            <w:pPr>
+              <w:spacing w:after="50" w:before="0"/>
+            </w:pPr>
+            <w:r>
+              <w:rPr>
+                <w:color w:val="BBBBBB"/>
+                <w:sz w:val="18"/>
+                <w:szCs w:val="18"/>
+              </w:rPr>
+              <w:t xml:space="preserve">____________________________</w:t>
+            </w:r>
+          </w:p>
+        </w:tc>
+      </w:tr>
+    </w:tbl>
+    <w:p>
+      <w:pPr>
+        <w:spacing w:after="60" w:before="0"/>
+      </w:pPr>
+      <w:r>
+        <w:t xml:space="preserve"/>
+      </w:r>
+    </w:p>
+    <w:tbl>
+      <w:tblPr>
+        <w:tblW w:type="dxa" w:w="9360"/>
+        <w:tblBorders>
+          <w:top w:val="single" w:color="C7D2DD" w:sz="6"/>
+          <w:left w:val="single" w:color="C7D2DD" w:sz="6"/>
+          <w:bottom w:val="single" w:color="C7D2DD" w:sz="6"/>
+          <w:right w:val="single" w:color="C7D2DD" w:sz="6"/>
+          <w:insideH w:val="single" w:color="C7D2DD" w:sz="6"/>
+          <w:insideV w:val="single" w:color="C7D2DD" w:sz="6"/>
+        </w:tblBorders>
+      </w:tblPr>
+      <w:tblGrid>
+        <w:gridCol w:w="2800"/>
+        <w:gridCol w:w="3560"/>
+        <w:gridCol w:w="3000"/>
+      </w:tblGrid>
+      <w:tr>
+        <w:trPr>
+          <w:cantSplit/>
+          <w:tblHeader/>
+        </w:trPr>
+        <w:tc>
+          <w:tcPr>
+            <w:tcW w:type="dxa" w:w="2800"/>
+            <w:shd w:fill="EEF4F8" w:color="auto" w:val="clear"/>
+            <w:tcMar>
+              <w:top w:type="dxa" w:w="60"/>
+              <w:left w:type="dxa" w:w="100"/>
+              <w:bottom w:type="dxa" w:w="60"/>
+              <w:right w:type="dxa" w:w="100"/>
+            </w:tcMar>
+          </w:tcPr>
+          <w:p>
+            <w:pPr>
+              <w:spacing w:after="0" w:before="0"/>
+            </w:pPr>
+            <w:r>
+              <w:rPr>
+                <w:b/>
+                <w:bCs/>
+                <w:color w:val="0F2B3C"/>
+                <w:sz w:val="16"/>
+                <w:szCs w:val="16"/>
+              </w:rPr>
+              <w:t xml:space="preserve">CORE PROBLEM / GIVEN REPRESENTATION</w:t>
+            </w:r>
+          </w:p>
+        </w:tc>
+        <w:tc>
+          <w:tcPr>
+            <w:tcW w:type="dxa" w:w="3560"/>
+            <w:shd w:fill="EEF4F8" w:color="auto" w:val="clear"/>
+            <w:tcMar>
+              <w:top w:type="dxa" w:w="60"/>
+              <w:left w:type="dxa" w:w="100"/>
+              <w:bottom w:type="dxa" w:w="60"/>
+              <w:right w:type="dxa" w:w="100"/>
+            </w:tcMar>
+          </w:tcPr>
+          <w:p>
+            <w:pPr>
+              <w:spacing w:after="0" w:before="0"/>
+            </w:pPr>
+            <w:r>
+              <w:rPr>
+                <w:b/>
+                <w:bCs/>
+                <w:color w:val="0F2B3C"/>
+                <w:sz w:val="16"/>
+                <w:szCs w:val="16"/>
+              </w:rPr>
+              <w:t xml:space="preserve">WORKING SPACE / CALCULATION STEPS</w:t>
+            </w:r>
+          </w:p>
+        </w:tc>
+        <w:tc>
+          <w:tcPr>
+            <w:tcW w:type="dxa" w:w="3000"/>
+            <w:shd w:fill="FBF3E2" w:color="auto" w:val="clear"/>
+            <w:tcMar>
+              <w:top w:type="dxa" w:w="60"/>
+              <w:left w:type="dxa" w:w="100"/>
+              <w:bottom w:type="dxa" w:w="60"/>
+              <w:right w:type="dxa" w:w="100"/>
+            </w:tcMar>
+          </w:tcPr>
+          <w:p>
+            <w:pPr>
+              <w:spacing w:after="0" w:before="0"/>
+            </w:pPr>
+            <w:r>
+              <w:rPr>
+                <w:b/>
+                <w:bCs/>
+                <w:color w:val="7A5400"/>
+                <w:sz w:val="16"/>
+                <w:szCs w:val="16"/>
+              </w:rPr>
+              <w:t xml:space="preserve">EXPLAIN YOUR REASONING</w:t>
+            </w:r>
+          </w:p>
+        </w:tc>
+      </w:tr>
+      <w:tr>
+        <w:trPr>
+          <w:cantSplit/>
+        </w:trPr>
+        <w:tc>
+          <w:tcPr>
+            <w:tcW w:type="dxa" w:w="2800"/>
+            <w:tcMar>
+              <w:top w:type="dxa" w:w="80"/>
+              <w:left w:type="dxa" w:w="100"/>
+              <w:bottom w:type="dxa" w:w="80"/>
+              <w:right w:type="dxa" w:w="100"/>
+            </w:tcMar>
+            <w:vAlign w:val="top"/>
+          </w:tcPr>
+          <w:p>
+            <w:pPr>
+              <w:spacing w:after="40" w:before="0"/>
+            </w:pPr>
+            <w:r>
+              <w:rPr>
+                <w:b/>
+                <w:bCs/>
+                <w:color w:val="0F2B3C"/>
+                <w:sz w:val="20"/>
+                <w:szCs w:val="20"/>
+              </w:rPr>
+              <w:t xml:space="preserve">2.  What is the opposite of right?</w:t>
+            </w:r>
+          </w:p>
+          <w:p>
+            <w:pPr>
+              <w:spacing w:after="0" w:before="0"/>
+            </w:pPr>
+            <w:r>
+              <w:rPr>
+                <w:color w:val="5E6E7E"/>
+                <w:sz w:val="18"/>
+                <w:szCs w:val="18"/>
+              </w:rPr>
+              <w:t xml:space="preserve">Choices: Left   /   Up</w:t>
+            </w:r>
+          </w:p>
+        </w:tc>
+        <w:tc>
+          <w:tcPr>
+            <w:tcW w:type="dxa" w:w="3560"/>
+            <w:tcMar>
+              <w:top w:type="dxa" w:w="80"/>
+              <w:left w:type="dxa" w:w="100"/>
+              <w:bottom w:type="dxa" w:w="80"/>
+              <w:right w:type="dxa" w:w="100"/>
+            </w:tcMar>
+            <w:vAlign w:val="top"/>
+          </w:tcPr>
+          <w:p>
+            <w:pPr>
+              <w:spacing w:after="50" w:before="0"/>
+            </w:pPr>
+            <w:r>
+              <w:rPr>
+                <w:color w:val="BBBBBB"/>
+                <w:sz w:val="18"/>
+                <w:szCs w:val="18"/>
+              </w:rPr>
+              <w:t xml:space="preserve">____________________________</w:t>
+            </w:r>
+          </w:p>
+          <w:p>
+            <w:pPr>
+              <w:spacing w:after="50" w:before="0"/>
+            </w:pPr>
+            <w:r>
+              <w:rPr>
+                <w:color w:val="BBBBBB"/>
+                <w:sz w:val="18"/>
+                <w:szCs w:val="18"/>
+              </w:rPr>
+              <w:t xml:space="preserve">____________________________</w:t>
+            </w:r>
+          </w:p>
+          <w:p>
+            <w:pPr>
+              <w:spacing w:after="50" w:before="0"/>
+            </w:pPr>
+            <w:r>
+              <w:rPr>
+                <w:color w:val="BBBBBB"/>
+                <w:sz w:val="18"/>
+                <w:szCs w:val="18"/>
+              </w:rPr>
+              <w:t xml:space="preserve">____________________________</w:t>
+            </w:r>
+          </w:p>
+          <w:p>
+            <w:pPr>
+              <w:spacing w:after="50" w:before="0"/>
+            </w:pPr>
+            <w:r>
+              <w:rPr>
+                <w:color w:val="BBBBBB"/>
+                <w:sz w:val="18"/>
+                <w:szCs w:val="18"/>
+              </w:rPr>
+              <w:t xml:space="preserve">____________________________</w:t>
+            </w:r>
+          </w:p>
+        </w:tc>
+        <w:tc>
+          <w:tcPr>
+            <w:tcW w:type="dxa" w:w="3000"/>
+            <w:shd w:fill="FBF3E2" w:color="auto" w:val="clear"/>
+            <w:tcMar>
+              <w:top w:type="dxa" w:w="80"/>
+              <w:left w:type="dxa" w:w="100"/>
+              <w:bottom w:type="dxa" w:w="80"/>
+              <w:right w:type="dxa" w:w="100"/>
+            </w:tcMar>
+            <w:vAlign w:val="top"/>
+          </w:tcPr>
+          <w:p>
+            <w:pPr>
+              <w:spacing w:after="30" w:before="0"/>
+            </w:pPr>
+            <w:r>
+              <w:rPr>
+                <w:b/>
+                <w:bCs/>
+                <w:color w:val="0F2B3C"/>
+                <w:sz w:val="18"/>
+                <w:szCs w:val="18"/>
+              </w:rPr>
+              <w:t xml:space="preserve">Because... ________________</w:t>
+            </w:r>
+          </w:p>
+          <w:p>
+            <w:pPr>
+              <w:spacing w:after="50" w:before="0"/>
+            </w:pPr>
+            <w:r>
+              <w:rPr>
+                <w:color w:val="BBBBBB"/>
+                <w:sz w:val="18"/>
+                <w:szCs w:val="18"/>
+              </w:rPr>
+              <w:t xml:space="preserve">____________________________</w:t>
+            </w:r>
+          </w:p>
+          <w:p>
+            <w:pPr>
+              <w:spacing w:after="30" w:before="40"/>
+            </w:pPr>
+            <w:r>
+              <w:rPr>
+                <w:b/>
+                <w:bCs/>
+                <w:color w:val="1A6FB5"/>
+                <w:sz w:val="18"/>
+                <w:szCs w:val="18"/>
+              </w:rPr>
+              <w:t xml:space="preserve">Although... _______________</w:t>
+            </w:r>
+          </w:p>
+          <w:p>
+            <w:pPr>
+              <w:spacing w:after="50" w:before="0"/>
+            </w:pPr>
+            <w:r>
+              <w:rPr>
+                <w:color w:val="BBBBBB"/>
+                <w:sz w:val="18"/>
+                <w:szCs w:val="18"/>
+              </w:rPr>
+              <w:t xml:space="preserve">____________________________</w:t>
+            </w:r>
+          </w:p>
+          <w:p>
+            <w:pPr>
+              <w:spacing w:after="30" w:before="40"/>
+            </w:pPr>
+            <w:r>
+              <w:rPr>
+                <w:b/>
+                <w:bCs/>
+                <w:color w:val="7A5400"/>
+                <w:sz w:val="18"/>
+                <w:szCs w:val="18"/>
+              </w:rPr>
+              <w:t xml:space="preserve">Therefore... ______________</w:t>
+            </w:r>
+          </w:p>
+          <w:p>
+            <w:pPr>
+              <w:spacing w:after="50" w:before="0"/>
+            </w:pPr>
+            <w:r>
+              <w:rPr>
+                <w:color w:val="BBBBBB"/>
+                <w:sz w:val="18"/>
+                <w:szCs w:val="18"/>
+              </w:rPr>
+              <w:t xml:space="preserve">____________________________</w:t>
+            </w:r>
+          </w:p>
+        </w:tc>
+      </w:tr>
+    </w:tbl>
+    <w:p>
+      <w:pPr>
+        <w:spacing w:after="60" w:before="0"/>
+      </w:pPr>
+      <w:r>
+        <w:t xml:space="preserve"/>
+      </w:r>
+    </w:p>
+    <w:tbl>
+      <w:tblPr>
+        <w:tblW w:type="dxa" w:w="9360"/>
+        <w:tblBorders>
+          <w:top w:val="single" w:color="C7D2DD" w:sz="6"/>
+          <w:left w:val="single" w:color="C7D2DD" w:sz="6"/>
+          <w:bottom w:val="single" w:color="C7D2DD" w:sz="6"/>
+          <w:right w:val="single" w:color="C7D2DD" w:sz="6"/>
+          <w:insideH w:val="single" w:color="C7D2DD" w:sz="6"/>
+          <w:insideV w:val="single" w:color="C7D2DD" w:sz="6"/>
+        </w:tblBorders>
+      </w:tblPr>
+      <w:tblGrid>
+        <w:gridCol w:w="2800"/>
+        <w:gridCol w:w="3560"/>
+        <w:gridCol w:w="3000"/>
+      </w:tblGrid>
+      <w:tr>
+        <w:trPr>
+          <w:cantSplit/>
+          <w:tblHeader/>
+        </w:trPr>
+        <w:tc>
+          <w:tcPr>
+            <w:tcW w:type="dxa" w:w="2800"/>
+            <w:shd w:fill="EEF4F8" w:color="auto" w:val="clear"/>
+            <w:tcMar>
+              <w:top w:type="dxa" w:w="60"/>
+              <w:left w:type="dxa" w:w="100"/>
+              <w:bottom w:type="dxa" w:w="60"/>
+              <w:right w:type="dxa" w:w="100"/>
+            </w:tcMar>
+          </w:tcPr>
+          <w:p>
+            <w:pPr>
+              <w:spacing w:after="0" w:before="0"/>
+            </w:pPr>
+            <w:r>
+              <w:rPr>
+                <w:b/>
+                <w:bCs/>
+                <w:color w:val="0F2B3C"/>
+                <w:sz w:val="16"/>
+                <w:szCs w:val="16"/>
+              </w:rPr>
+              <w:t xml:space="preserve">CORE PROBLEM / GIVEN REPRESENTATION</w:t>
+            </w:r>
+          </w:p>
+        </w:tc>
+        <w:tc>
+          <w:tcPr>
+            <w:tcW w:type="dxa" w:w="3560"/>
+            <w:shd w:fill="EEF4F8" w:color="auto" w:val="clear"/>
+            <w:tcMar>
+              <w:top w:type="dxa" w:w="60"/>
+              <w:left w:type="dxa" w:w="100"/>
+              <w:bottom w:type="dxa" w:w="60"/>
+              <w:right w:type="dxa" w:w="100"/>
+            </w:tcMar>
+          </w:tcPr>
+          <w:p>
+            <w:pPr>
+              <w:spacing w:after="0" w:before="0"/>
+            </w:pPr>
+            <w:r>
+              <w:rPr>
+                <w:b/>
+                <w:bCs/>
+                <w:color w:val="0F2B3C"/>
+                <w:sz w:val="16"/>
+                <w:szCs w:val="16"/>
+              </w:rPr>
+              <w:t xml:space="preserve">WORKING SPACE / CALCULATION STEPS</w:t>
+            </w:r>
+          </w:p>
+        </w:tc>
+        <w:tc>
+          <w:tcPr>
+            <w:tcW w:type="dxa" w:w="3000"/>
+            <w:shd w:fill="FBF3E2" w:color="auto" w:val="clear"/>
+            <w:tcMar>
+              <w:top w:type="dxa" w:w="60"/>
+              <w:left w:type="dxa" w:w="100"/>
+              <w:bottom w:type="dxa" w:w="60"/>
+              <w:right w:type="dxa" w:w="100"/>
+            </w:tcMar>
+          </w:tcPr>
+          <w:p>
+            <w:pPr>
+              <w:spacing w:after="0" w:before="0"/>
+            </w:pPr>
+            <w:r>
+              <w:rPr>
+                <w:b/>
+                <w:bCs/>
+                <w:color w:val="7A5400"/>
+                <w:sz w:val="16"/>
+                <w:szCs w:val="16"/>
+              </w:rPr>
+              <w:t xml:space="preserve">EXPLAIN YOUR REASONING</w:t>
+            </w:r>
+          </w:p>
+        </w:tc>
+      </w:tr>
+      <w:tr>
+        <w:trPr>
+          <w:cantSplit/>
+        </w:trPr>
+        <w:tc>
+          <w:tcPr>
+            <w:tcW w:type="dxa" w:w="2800"/>
+            <w:tcMar>
+              <w:top w:type="dxa" w:w="80"/>
+              <w:left w:type="dxa" w:w="100"/>
+              <w:bottom w:type="dxa" w:w="80"/>
+              <w:right w:type="dxa" w:w="100"/>
+            </w:tcMar>
+            <w:vAlign w:val="top"/>
+          </w:tcPr>
+          <w:p>
+            <w:pPr>
+              <w:spacing w:after="40" w:before="0"/>
+            </w:pPr>
+            <w:r>
+              <w:rPr>
+                <w:b/>
+                <w:bCs/>
+                <w:color w:val="0F2B3C"/>
+                <w:sz w:val="20"/>
+                <w:szCs w:val="20"/>
+              </w:rPr>
+              <w:t xml:space="preserve">3.  To plot (3, 2), how far do you move across (x)?</w:t>
+            </w:r>
+          </w:p>
+        </w:tc>
+        <w:tc>
+          <w:tcPr>
+            <w:tcW w:type="dxa" w:w="3560"/>
+            <w:tcMar>
+              <w:top w:type="dxa" w:w="80"/>
+              <w:left w:type="dxa" w:w="100"/>
+              <w:bottom w:type="dxa" w:w="80"/>
+              <w:right w:type="dxa" w:w="100"/>
+            </w:tcMar>
+            <w:vAlign w:val="top"/>
+          </w:tcPr>
+          <w:p>
+            <w:pPr>
+              <w:spacing w:after="50" w:before="0"/>
+            </w:pPr>
+            <w:r>
+              <w:rPr>
+                <w:color w:val="BBBBBB"/>
+                <w:sz w:val="18"/>
+                <w:szCs w:val="18"/>
+              </w:rPr>
+              <w:t xml:space="preserve">____________________________</w:t>
+            </w:r>
+          </w:p>
+          <w:p>
+            <w:pPr>
+              <w:spacing w:after="50" w:before="0"/>
+            </w:pPr>
+            <w:r>
+              <w:rPr>
+                <w:color w:val="BBBBBB"/>
+                <w:sz w:val="18"/>
+                <w:szCs w:val="18"/>
+              </w:rPr>
+              <w:t xml:space="preserve">____________________________</w:t>
+            </w:r>
+          </w:p>
+          <w:p>
+            <w:pPr>
+              <w:spacing w:after="50" w:before="0"/>
+            </w:pPr>
+            <w:r>
+              <w:rPr>
+                <w:color w:val="BBBBBB"/>
+                <w:sz w:val="18"/>
+                <w:szCs w:val="18"/>
+              </w:rPr>
+              <w:t xml:space="preserve">____________________________</w:t>
+            </w:r>
+          </w:p>
+          <w:p>
+            <w:pPr>
+              <w:spacing w:after="50" w:before="0"/>
+            </w:pPr>
+            <w:r>
+              <w:rPr>
+                <w:color w:val="BBBBBB"/>
+                <w:sz w:val="18"/>
+                <w:szCs w:val="18"/>
+              </w:rPr>
+              <w:t xml:space="preserve">____________________________</w:t>
+            </w:r>
+          </w:p>
+        </w:tc>
+        <w:tc>
+          <w:tcPr>
+            <w:tcW w:type="dxa" w:w="3000"/>
+            <w:shd w:fill="FBF3E2" w:color="auto" w:val="clear"/>
+            <w:tcMar>
+              <w:top w:type="dxa" w:w="80"/>
+              <w:left w:type="dxa" w:w="100"/>
+              <w:bottom w:type="dxa" w:w="80"/>
+              <w:right w:type="dxa" w:w="100"/>
+            </w:tcMar>
+            <w:vAlign w:val="top"/>
+          </w:tcPr>
+          <w:p>
+            <w:pPr>
+              <w:spacing w:after="30" w:before="0"/>
+            </w:pPr>
+            <w:r>
+              <w:rPr>
+                <w:b/>
+                <w:bCs/>
+                <w:color w:val="0F2B3C"/>
+                <w:sz w:val="18"/>
+                <w:szCs w:val="18"/>
+              </w:rPr>
+              <w:t xml:space="preserve">Because... ________________</w:t>
+            </w:r>
+          </w:p>
+          <w:p>
+            <w:pPr>
+              <w:spacing w:after="50" w:before="0"/>
+            </w:pPr>
+            <w:r>
+              <w:rPr>
+                <w:color w:val="BBBBBB"/>
+                <w:sz w:val="18"/>
+                <w:szCs w:val="18"/>
+              </w:rPr>
+              <w:t xml:space="preserve">____________________________</w:t>
+            </w:r>
+          </w:p>
+          <w:p>
+            <w:pPr>
+              <w:spacing w:after="30" w:before="40"/>
+            </w:pPr>
+            <w:r>
+              <w:rPr>
+                <w:b/>
+                <w:bCs/>
+                <w:color w:val="1A6FB5"/>
+                <w:sz w:val="18"/>
+                <w:szCs w:val="18"/>
+              </w:rPr>
+              <w:t xml:space="preserve">Although... _______________</w:t>
+            </w:r>
+          </w:p>
+          <w:p>
+            <w:pPr>
+              <w:spacing w:after="50" w:before="0"/>
+            </w:pPr>
+            <w:r>
+              <w:rPr>
+                <w:color w:val="BBBBBB"/>
+                <w:sz w:val="18"/>
+                <w:szCs w:val="18"/>
+              </w:rPr>
+              <w:t xml:space="preserve">____________________________</w:t>
+            </w:r>
+          </w:p>
+          <w:p>
+            <w:pPr>
+              <w:spacing w:after="30" w:before="40"/>
+            </w:pPr>
+            <w:r>
+              <w:rPr>
+                <w:b/>
+                <w:bCs/>
+                <w:color w:val="7A5400"/>
+                <w:sz w:val="18"/>
+                <w:szCs w:val="18"/>
+              </w:rPr>
+              <w:t xml:space="preserve">Therefore... ______________</w:t>
+            </w:r>
+          </w:p>
+          <w:p>
+            <w:pPr>
+              <w:spacing w:after="50" w:before="0"/>
+            </w:pPr>
+            <w:r>
+              <w:rPr>
+                <w:color w:val="BBBBBB"/>
+                <w:sz w:val="18"/>
+                <w:szCs w:val="18"/>
+              </w:rPr>
+              <w:t xml:space="preserve">____________________________</w:t>
+            </w:r>
+          </w:p>
+        </w:tc>
+      </w:tr>
+    </w:tbl>
+    <w:p>
+      <w:pPr>
+        <w:spacing w:after="60" w:before="0"/>
+      </w:pPr>
+      <w:r>
+        <w:t xml:space="preserve"/>
       </w:r>
     </w:p>
     <w:p>
@@ -251,76 +2076,642 @@
         <w:t xml:space="preserve">Read ordered pairs.</w:t>
       </w:r>
     </w:p>
-    <w:p>
-      <w:pPr>
-        <w:spacing w:after="40" w:before="0"/>
-      </w:pPr>
-      <w:r>
-        <w:rPr>
-          <w:sz w:val="22"/>
-          <w:szCs w:val="22"/>
-        </w:rPr>
-        <w:t xml:space="preserve">1.  A point is 5 right and 1 up. What is its ordered pair?</w:t>
-      </w:r>
-    </w:p>
-    <w:p>
-      <w:pPr>
-        <w:spacing w:after="40" w:before="0"/>
-      </w:pPr>
-      <w:r>
-        <w:rPr>
-          <w:color w:val="5E6E7E"/>
-          <w:sz w:val="20"/>
-          <w:szCs w:val="20"/>
-        </w:rPr>
-        <w:t xml:space="preserve">     choices: (5, 1)   /   (1, 5)   /   (5, 5)</w:t>
-      </w:r>
-    </w:p>
-    <w:p>
-      <w:pPr>
-        <w:spacing w:after="80" w:before="0"/>
-      </w:pPr>
-      <w:r>
-        <w:rPr>
-          <w:color w:val="BBBBBB"/>
-        </w:rPr>
-        <w:t xml:space="preserve">____________________________________________________</w:t>
-      </w:r>
-    </w:p>
-    <w:p>
-      <w:pPr>
-        <w:spacing w:after="40" w:before="0"/>
-      </w:pPr>
-      <w:r>
-        <w:rPr>
-          <w:sz w:val="22"/>
-          <w:szCs w:val="22"/>
-        </w:rPr>
-        <w:t xml:space="preserve">2.  What is the opposite of up?</w:t>
-      </w:r>
-    </w:p>
-    <w:p>
-      <w:pPr>
-        <w:spacing w:after="40" w:before="0"/>
-      </w:pPr>
-      <w:r>
-        <w:rPr>
-          <w:color w:val="5E6E7E"/>
-          <w:sz w:val="20"/>
-          <w:szCs w:val="20"/>
-        </w:rPr>
-        <w:t xml:space="preserve">     choices: Left   /   Down   /   Right</w:t>
-      </w:r>
-    </w:p>
-    <w:p>
-      <w:pPr>
-        <w:spacing w:after="80" w:before="0"/>
-      </w:pPr>
-      <w:r>
-        <w:rPr>
-          <w:color w:val="BBBBBB"/>
-        </w:rPr>
-        <w:t xml:space="preserve">____________________________________________________</w:t>
+    <w:tbl>
+      <w:tblPr>
+        <w:tblW w:type="dxa" w:w="9360"/>
+        <w:tblBorders>
+          <w:top w:val="single" w:color="C7D2DD" w:sz="6"/>
+          <w:left w:val="single" w:color="C7D2DD" w:sz="6"/>
+          <w:bottom w:val="single" w:color="C7D2DD" w:sz="6"/>
+          <w:right w:val="single" w:color="C7D2DD" w:sz="6"/>
+          <w:insideH w:val="single" w:color="C7D2DD" w:sz="6"/>
+          <w:insideV w:val="single" w:color="C7D2DD" w:sz="6"/>
+        </w:tblBorders>
+      </w:tblPr>
+      <w:tblGrid>
+        <w:gridCol w:w="2800"/>
+        <w:gridCol w:w="3560"/>
+        <w:gridCol w:w="3000"/>
+      </w:tblGrid>
+      <w:tr>
+        <w:trPr>
+          <w:cantSplit/>
+          <w:tblHeader/>
+        </w:trPr>
+        <w:tc>
+          <w:tcPr>
+            <w:tcW w:type="dxa" w:w="2800"/>
+            <w:shd w:fill="EEF4F8" w:color="auto" w:val="clear"/>
+            <w:tcMar>
+              <w:top w:type="dxa" w:w="60"/>
+              <w:left w:type="dxa" w:w="100"/>
+              <w:bottom w:type="dxa" w:w="60"/>
+              <w:right w:type="dxa" w:w="100"/>
+            </w:tcMar>
+          </w:tcPr>
+          <w:p>
+            <w:pPr>
+              <w:spacing w:after="0" w:before="0"/>
+            </w:pPr>
+            <w:r>
+              <w:rPr>
+                <w:b/>
+                <w:bCs/>
+                <w:color w:val="0F2B3C"/>
+                <w:sz w:val="16"/>
+                <w:szCs w:val="16"/>
+              </w:rPr>
+              <w:t xml:space="preserve">CORE PROBLEM / GIVEN REPRESENTATION</w:t>
+            </w:r>
+          </w:p>
+        </w:tc>
+        <w:tc>
+          <w:tcPr>
+            <w:tcW w:type="dxa" w:w="3560"/>
+            <w:shd w:fill="EEF4F8" w:color="auto" w:val="clear"/>
+            <w:tcMar>
+              <w:top w:type="dxa" w:w="60"/>
+              <w:left w:type="dxa" w:w="100"/>
+              <w:bottom w:type="dxa" w:w="60"/>
+              <w:right w:type="dxa" w:w="100"/>
+            </w:tcMar>
+          </w:tcPr>
+          <w:p>
+            <w:pPr>
+              <w:spacing w:after="0" w:before="0"/>
+            </w:pPr>
+            <w:r>
+              <w:rPr>
+                <w:b/>
+                <w:bCs/>
+                <w:color w:val="0F2B3C"/>
+                <w:sz w:val="16"/>
+                <w:szCs w:val="16"/>
+              </w:rPr>
+              <w:t xml:space="preserve">WORKING SPACE / CALCULATION STEPS</w:t>
+            </w:r>
+          </w:p>
+        </w:tc>
+        <w:tc>
+          <w:tcPr>
+            <w:tcW w:type="dxa" w:w="3000"/>
+            <w:shd w:fill="FBF3E2" w:color="auto" w:val="clear"/>
+            <w:tcMar>
+              <w:top w:type="dxa" w:w="60"/>
+              <w:left w:type="dxa" w:w="100"/>
+              <w:bottom w:type="dxa" w:w="60"/>
+              <w:right w:type="dxa" w:w="100"/>
+            </w:tcMar>
+          </w:tcPr>
+          <w:p>
+            <w:pPr>
+              <w:spacing w:after="0" w:before="0"/>
+            </w:pPr>
+            <w:r>
+              <w:rPr>
+                <w:b/>
+                <w:bCs/>
+                <w:color w:val="7A5400"/>
+                <w:sz w:val="16"/>
+                <w:szCs w:val="16"/>
+              </w:rPr>
+              <w:t xml:space="preserve">EXPLAIN YOUR REASONING</w:t>
+            </w:r>
+          </w:p>
+        </w:tc>
+      </w:tr>
+      <w:tr>
+        <w:trPr>
+          <w:cantSplit/>
+        </w:trPr>
+        <w:tc>
+          <w:tcPr>
+            <w:tcW w:type="dxa" w:w="2800"/>
+            <w:tcMar>
+              <w:top w:type="dxa" w:w="80"/>
+              <w:left w:type="dxa" w:w="100"/>
+              <w:bottom w:type="dxa" w:w="80"/>
+              <w:right w:type="dxa" w:w="100"/>
+            </w:tcMar>
+            <w:vAlign w:val="top"/>
+          </w:tcPr>
+          <w:p>
+            <w:pPr>
+              <w:spacing w:after="40" w:before="0"/>
+            </w:pPr>
+            <w:r>
+              <w:rPr>
+                <w:b/>
+                <w:bCs/>
+                <w:color w:val="0F2B3C"/>
+                <w:sz w:val="20"/>
+                <w:szCs w:val="20"/>
+              </w:rPr>
+              <w:t xml:space="preserve">1.  A point is 5 right and 1 up. What is its ordered pair?</w:t>
+            </w:r>
+          </w:p>
+          <w:p>
+            <w:pPr>
+              <w:spacing w:after="0" w:before="0"/>
+            </w:pPr>
+            <w:r>
+              <w:rPr>
+                <w:color w:val="5E6E7E"/>
+                <w:sz w:val="18"/>
+                <w:szCs w:val="18"/>
+              </w:rPr>
+              <w:t xml:space="preserve">Choices: (5, 1)   /   (1, 5)   /   (5, 5)</w:t>
+            </w:r>
+          </w:p>
+        </w:tc>
+        <w:tc>
+          <w:tcPr>
+            <w:tcW w:type="dxa" w:w="3560"/>
+            <w:tcMar>
+              <w:top w:type="dxa" w:w="80"/>
+              <w:left w:type="dxa" w:w="100"/>
+              <w:bottom w:type="dxa" w:w="80"/>
+              <w:right w:type="dxa" w:w="100"/>
+            </w:tcMar>
+            <w:vAlign w:val="top"/>
+          </w:tcPr>
+          <w:p>
+            <w:pPr>
+              <w:spacing w:after="50" w:before="0"/>
+            </w:pPr>
+            <w:r>
+              <w:rPr>
+                <w:color w:val="BBBBBB"/>
+                <w:sz w:val="18"/>
+                <w:szCs w:val="18"/>
+              </w:rPr>
+              <w:t xml:space="preserve">____________________________</w:t>
+            </w:r>
+          </w:p>
+          <w:p>
+            <w:pPr>
+              <w:spacing w:after="50" w:before="0"/>
+            </w:pPr>
+            <w:r>
+              <w:rPr>
+                <w:color w:val="BBBBBB"/>
+                <w:sz w:val="18"/>
+                <w:szCs w:val="18"/>
+              </w:rPr>
+              <w:t xml:space="preserve">____________________________</w:t>
+            </w:r>
+          </w:p>
+          <w:p>
+            <w:pPr>
+              <w:spacing w:after="50" w:before="0"/>
+            </w:pPr>
+            <w:r>
+              <w:rPr>
+                <w:color w:val="BBBBBB"/>
+                <w:sz w:val="18"/>
+                <w:szCs w:val="18"/>
+              </w:rPr>
+              <w:t xml:space="preserve">____________________________</w:t>
+            </w:r>
+          </w:p>
+          <w:p>
+            <w:pPr>
+              <w:spacing w:after="50" w:before="0"/>
+            </w:pPr>
+            <w:r>
+              <w:rPr>
+                <w:color w:val="BBBBBB"/>
+                <w:sz w:val="18"/>
+                <w:szCs w:val="18"/>
+              </w:rPr>
+              <w:t xml:space="preserve">____________________________</w:t>
+            </w:r>
+          </w:p>
+        </w:tc>
+        <w:tc>
+          <w:tcPr>
+            <w:tcW w:type="dxa" w:w="3000"/>
+            <w:shd w:fill="FBF3E2" w:color="auto" w:val="clear"/>
+            <w:tcMar>
+              <w:top w:type="dxa" w:w="80"/>
+              <w:left w:type="dxa" w:w="100"/>
+              <w:bottom w:type="dxa" w:w="80"/>
+              <w:right w:type="dxa" w:w="100"/>
+            </w:tcMar>
+            <w:vAlign w:val="top"/>
+          </w:tcPr>
+          <w:p>
+            <w:pPr>
+              <w:spacing w:after="30" w:before="0"/>
+            </w:pPr>
+            <w:r>
+              <w:rPr>
+                <w:b/>
+                <w:bCs/>
+                <w:color w:val="0F2B3C"/>
+                <w:sz w:val="18"/>
+                <w:szCs w:val="18"/>
+              </w:rPr>
+              <w:t xml:space="preserve">Because... ________________</w:t>
+            </w:r>
+          </w:p>
+          <w:p>
+            <w:pPr>
+              <w:spacing w:after="50" w:before="0"/>
+            </w:pPr>
+            <w:r>
+              <w:rPr>
+                <w:color w:val="BBBBBB"/>
+                <w:sz w:val="18"/>
+                <w:szCs w:val="18"/>
+              </w:rPr>
+              <w:t xml:space="preserve">____________________________</w:t>
+            </w:r>
+          </w:p>
+          <w:p>
+            <w:pPr>
+              <w:spacing w:after="30" w:before="40"/>
+            </w:pPr>
+            <w:r>
+              <w:rPr>
+                <w:b/>
+                <w:bCs/>
+                <w:color w:val="1A6FB5"/>
+                <w:sz w:val="18"/>
+                <w:szCs w:val="18"/>
+              </w:rPr>
+              <w:t xml:space="preserve">Although... _______________</w:t>
+            </w:r>
+          </w:p>
+          <w:p>
+            <w:pPr>
+              <w:spacing w:after="50" w:before="0"/>
+            </w:pPr>
+            <w:r>
+              <w:rPr>
+                <w:color w:val="BBBBBB"/>
+                <w:sz w:val="18"/>
+                <w:szCs w:val="18"/>
+              </w:rPr>
+              <w:t xml:space="preserve">____________________________</w:t>
+            </w:r>
+          </w:p>
+          <w:p>
+            <w:pPr>
+              <w:spacing w:after="30" w:before="40"/>
+            </w:pPr>
+            <w:r>
+              <w:rPr>
+                <w:b/>
+                <w:bCs/>
+                <w:color w:val="7A5400"/>
+                <w:sz w:val="18"/>
+                <w:szCs w:val="18"/>
+              </w:rPr>
+              <w:t xml:space="preserve">Therefore... ______________</w:t>
+            </w:r>
+          </w:p>
+          <w:p>
+            <w:pPr>
+              <w:spacing w:after="50" w:before="0"/>
+            </w:pPr>
+            <w:r>
+              <w:rPr>
+                <w:color w:val="BBBBBB"/>
+                <w:sz w:val="18"/>
+                <w:szCs w:val="18"/>
+              </w:rPr>
+              <w:t xml:space="preserve">____________________________</w:t>
+            </w:r>
+          </w:p>
+        </w:tc>
+      </w:tr>
+    </w:tbl>
+    <w:p>
+      <w:pPr>
+        <w:spacing w:after="60" w:before="0"/>
+      </w:pPr>
+      <w:r>
+        <w:t xml:space="preserve"/>
+      </w:r>
+    </w:p>
+    <w:tbl>
+      <w:tblPr>
+        <w:tblW w:type="dxa" w:w="9360"/>
+        <w:tblBorders>
+          <w:top w:val="single" w:color="C7D2DD" w:sz="6"/>
+          <w:left w:val="single" w:color="C7D2DD" w:sz="6"/>
+          <w:bottom w:val="single" w:color="C7D2DD" w:sz="6"/>
+          <w:right w:val="single" w:color="C7D2DD" w:sz="6"/>
+          <w:insideH w:val="single" w:color="C7D2DD" w:sz="6"/>
+          <w:insideV w:val="single" w:color="C7D2DD" w:sz="6"/>
+        </w:tblBorders>
+      </w:tblPr>
+      <w:tblGrid>
+        <w:gridCol w:w="2800"/>
+        <w:gridCol w:w="3560"/>
+        <w:gridCol w:w="3000"/>
+      </w:tblGrid>
+      <w:tr>
+        <w:trPr>
+          <w:cantSplit/>
+          <w:tblHeader/>
+        </w:trPr>
+        <w:tc>
+          <w:tcPr>
+            <w:tcW w:type="dxa" w:w="2800"/>
+            <w:shd w:fill="EEF4F8" w:color="auto" w:val="clear"/>
+            <w:tcMar>
+              <w:top w:type="dxa" w:w="60"/>
+              <w:left w:type="dxa" w:w="100"/>
+              <w:bottom w:type="dxa" w:w="60"/>
+              <w:right w:type="dxa" w:w="100"/>
+            </w:tcMar>
+          </w:tcPr>
+          <w:p>
+            <w:pPr>
+              <w:spacing w:after="0" w:before="0"/>
+            </w:pPr>
+            <w:r>
+              <w:rPr>
+                <w:b/>
+                <w:bCs/>
+                <w:color w:val="0F2B3C"/>
+                <w:sz w:val="16"/>
+                <w:szCs w:val="16"/>
+              </w:rPr>
+              <w:t xml:space="preserve">CORE PROBLEM / GIVEN REPRESENTATION</w:t>
+            </w:r>
+          </w:p>
+        </w:tc>
+        <w:tc>
+          <w:tcPr>
+            <w:tcW w:type="dxa" w:w="3560"/>
+            <w:shd w:fill="EEF4F8" w:color="auto" w:val="clear"/>
+            <w:tcMar>
+              <w:top w:type="dxa" w:w="60"/>
+              <w:left w:type="dxa" w:w="100"/>
+              <w:bottom w:type="dxa" w:w="60"/>
+              <w:right w:type="dxa" w:w="100"/>
+            </w:tcMar>
+          </w:tcPr>
+          <w:p>
+            <w:pPr>
+              <w:spacing w:after="0" w:before="0"/>
+            </w:pPr>
+            <w:r>
+              <w:rPr>
+                <w:b/>
+                <w:bCs/>
+                <w:color w:val="0F2B3C"/>
+                <w:sz w:val="16"/>
+                <w:szCs w:val="16"/>
+              </w:rPr>
+              <w:t xml:space="preserve">WORKING SPACE / CALCULATION STEPS</w:t>
+            </w:r>
+          </w:p>
+        </w:tc>
+        <w:tc>
+          <w:tcPr>
+            <w:tcW w:type="dxa" w:w="3000"/>
+            <w:shd w:fill="FBF3E2" w:color="auto" w:val="clear"/>
+            <w:tcMar>
+              <w:top w:type="dxa" w:w="60"/>
+              <w:left w:type="dxa" w:w="100"/>
+              <w:bottom w:type="dxa" w:w="60"/>
+              <w:right w:type="dxa" w:w="100"/>
+            </w:tcMar>
+          </w:tcPr>
+          <w:p>
+            <w:pPr>
+              <w:spacing w:after="0" w:before="0"/>
+            </w:pPr>
+            <w:r>
+              <w:rPr>
+                <w:b/>
+                <w:bCs/>
+                <w:color w:val="7A5400"/>
+                <w:sz w:val="16"/>
+                <w:szCs w:val="16"/>
+              </w:rPr>
+              <w:t xml:space="preserve">EXPLAIN YOUR REASONING</w:t>
+            </w:r>
+          </w:p>
+        </w:tc>
+      </w:tr>
+      <w:tr>
+        <w:trPr>
+          <w:cantSplit/>
+        </w:trPr>
+        <w:tc>
+          <w:tcPr>
+            <w:tcW w:type="dxa" w:w="2800"/>
+            <w:tcMar>
+              <w:top w:type="dxa" w:w="80"/>
+              <w:left w:type="dxa" w:w="100"/>
+              <w:bottom w:type="dxa" w:w="80"/>
+              <w:right w:type="dxa" w:w="100"/>
+            </w:tcMar>
+            <w:vAlign w:val="top"/>
+          </w:tcPr>
+          <w:p>
+            <w:pPr>
+              <w:spacing w:after="40" w:before="0"/>
+            </w:pPr>
+            <w:r>
+              <w:rPr>
+                <w:b/>
+                <w:bCs/>
+                <w:color w:val="0F2B3C"/>
+                <w:sz w:val="20"/>
+                <w:szCs w:val="20"/>
+              </w:rPr>
+              <w:t xml:space="preserve">2.  What is the opposite of up?</w:t>
+            </w:r>
+          </w:p>
+          <w:p>
+            <w:pPr>
+              <w:spacing w:after="0" w:before="0"/>
+            </w:pPr>
+            <w:r>
+              <w:rPr>
+                <w:color w:val="5E6E7E"/>
+                <w:sz w:val="18"/>
+                <w:szCs w:val="18"/>
+              </w:rPr>
+              <w:t xml:space="preserve">Choices: Left   /   Down   /   Right</w:t>
+            </w:r>
+          </w:p>
+        </w:tc>
+        <w:tc>
+          <w:tcPr>
+            <w:tcW w:type="dxa" w:w="3560"/>
+            <w:tcMar>
+              <w:top w:type="dxa" w:w="80"/>
+              <w:left w:type="dxa" w:w="100"/>
+              <w:bottom w:type="dxa" w:w="80"/>
+              <w:right w:type="dxa" w:w="100"/>
+            </w:tcMar>
+            <w:vAlign w:val="top"/>
+          </w:tcPr>
+          <w:p>
+            <w:pPr>
+              <w:spacing w:after="50" w:before="0"/>
+            </w:pPr>
+            <w:r>
+              <w:rPr>
+                <w:color w:val="BBBBBB"/>
+                <w:sz w:val="18"/>
+                <w:szCs w:val="18"/>
+              </w:rPr>
+              <w:t xml:space="preserve">____________________________</w:t>
+            </w:r>
+          </w:p>
+          <w:p>
+            <w:pPr>
+              <w:spacing w:after="50" w:before="0"/>
+            </w:pPr>
+            <w:r>
+              <w:rPr>
+                <w:color w:val="BBBBBB"/>
+                <w:sz w:val="18"/>
+                <w:szCs w:val="18"/>
+              </w:rPr>
+              <w:t xml:space="preserve">____________________________</w:t>
+            </w:r>
+          </w:p>
+          <w:p>
+            <w:pPr>
+              <w:spacing w:after="50" w:before="0"/>
+            </w:pPr>
+            <w:r>
+              <w:rPr>
+                <w:color w:val="BBBBBB"/>
+                <w:sz w:val="18"/>
+                <w:szCs w:val="18"/>
+              </w:rPr>
+              <w:t xml:space="preserve">____________________________</w:t>
+            </w:r>
+          </w:p>
+          <w:p>
+            <w:pPr>
+              <w:spacing w:after="50" w:before="0"/>
+            </w:pPr>
+            <w:r>
+              <w:rPr>
+                <w:color w:val="BBBBBB"/>
+                <w:sz w:val="18"/>
+                <w:szCs w:val="18"/>
+              </w:rPr>
+              <w:t xml:space="preserve">____________________________</w:t>
+            </w:r>
+          </w:p>
+        </w:tc>
+        <w:tc>
+          <w:tcPr>
+            <w:tcW w:type="dxa" w:w="3000"/>
+            <w:shd w:fill="FBF3E2" w:color="auto" w:val="clear"/>
+            <w:tcMar>
+              <w:top w:type="dxa" w:w="80"/>
+              <w:left w:type="dxa" w:w="100"/>
+              <w:bottom w:type="dxa" w:w="80"/>
+              <w:right w:type="dxa" w:w="100"/>
+            </w:tcMar>
+            <w:vAlign w:val="top"/>
+          </w:tcPr>
+          <w:p>
+            <w:pPr>
+              <w:spacing w:after="30" w:before="0"/>
+            </w:pPr>
+            <w:r>
+              <w:rPr>
+                <w:b/>
+                <w:bCs/>
+                <w:color w:val="0F2B3C"/>
+                <w:sz w:val="18"/>
+                <w:szCs w:val="18"/>
+              </w:rPr>
+              <w:t xml:space="preserve">Because... ________________</w:t>
+            </w:r>
+          </w:p>
+          <w:p>
+            <w:pPr>
+              <w:spacing w:after="50" w:before="0"/>
+            </w:pPr>
+            <w:r>
+              <w:rPr>
+                <w:color w:val="BBBBBB"/>
+                <w:sz w:val="18"/>
+                <w:szCs w:val="18"/>
+              </w:rPr>
+              <w:t xml:space="preserve">____________________________</w:t>
+            </w:r>
+          </w:p>
+          <w:p>
+            <w:pPr>
+              <w:spacing w:after="30" w:before="40"/>
+            </w:pPr>
+            <w:r>
+              <w:rPr>
+                <w:b/>
+                <w:bCs/>
+                <w:color w:val="1A6FB5"/>
+                <w:sz w:val="18"/>
+                <w:szCs w:val="18"/>
+              </w:rPr>
+              <w:t xml:space="preserve">Although... _______________</w:t>
+            </w:r>
+          </w:p>
+          <w:p>
+            <w:pPr>
+              <w:spacing w:after="50" w:before="0"/>
+            </w:pPr>
+            <w:r>
+              <w:rPr>
+                <w:color w:val="BBBBBB"/>
+                <w:sz w:val="18"/>
+                <w:szCs w:val="18"/>
+              </w:rPr>
+              <w:t xml:space="preserve">____________________________</w:t>
+            </w:r>
+          </w:p>
+          <w:p>
+            <w:pPr>
+              <w:spacing w:after="30" w:before="40"/>
+            </w:pPr>
+            <w:r>
+              <w:rPr>
+                <w:b/>
+                <w:bCs/>
+                <w:color w:val="7A5400"/>
+                <w:sz w:val="18"/>
+                <w:szCs w:val="18"/>
+              </w:rPr>
+              <w:t xml:space="preserve">Therefore... ______________</w:t>
+            </w:r>
+          </w:p>
+          <w:p>
+            <w:pPr>
+              <w:spacing w:after="50" w:before="0"/>
+            </w:pPr>
+            <w:r>
+              <w:rPr>
+                <w:color w:val="BBBBBB"/>
+                <w:sz w:val="18"/>
+                <w:szCs w:val="18"/>
+              </w:rPr>
+              <w:t xml:space="preserve">____________________________</w:t>
+            </w:r>
+          </w:p>
+        </w:tc>
+      </w:tr>
+    </w:tbl>
+    <w:p>
+      <w:pPr>
+        <w:spacing w:after="60" w:before="0"/>
+      </w:pPr>
+      <w:r>
+        <w:t xml:space="preserve"/>
       </w:r>
     </w:p>
     <w:p>
@@ -352,63 +2743,629 @@
         <w:t xml:space="preserve">Stretch into opposite directions.</w:t>
       </w:r>
     </w:p>
-    <w:p>
-      <w:pPr>
-        <w:spacing w:after="40" w:before="0"/>
-      </w:pPr>
-      <w:r>
-        <w:rPr>
-          <w:sz w:val="22"/>
-          <w:szCs w:val="22"/>
-        </w:rPr>
-        <w:t xml:space="preserve">1.  Point P is 4 right of 0. Its mirror is the same distance the opposite way. How far left is the mirror?</w:t>
-      </w:r>
-    </w:p>
-    <w:p>
-      <w:pPr>
-        <w:spacing w:after="40" w:before="0"/>
-      </w:pPr>
-      <w:r>
-        <w:rPr>
-          <w:color w:val="5E6E7E"/>
-          <w:sz w:val="20"/>
-          <w:szCs w:val="20"/>
-        </w:rPr>
-        <w:t xml:space="preserve">     choices: 0 left   /   2 left   /   4 left</w:t>
-      </w:r>
-    </w:p>
-    <w:p>
-      <w:pPr>
-        <w:spacing w:after="80" w:before="0"/>
-      </w:pPr>
-      <w:r>
-        <w:rPr>
-          <w:color w:val="BBBBBB"/>
-        </w:rPr>
-        <w:t xml:space="preserve">____________________________________________________</w:t>
-      </w:r>
-    </w:p>
-    <w:p>
-      <w:pPr>
-        <w:spacing w:after="40" w:before="0"/>
-      </w:pPr>
-      <w:r>
-        <w:rPr>
-          <w:sz w:val="22"/>
-          <w:szCs w:val="22"/>
-        </w:rPr>
-        <w:t xml:space="preserve">2.  To plot (6, 4), how far do you move up (y)?</w:t>
-      </w:r>
-    </w:p>
-    <w:p>
-      <w:pPr>
-        <w:spacing w:after="80" w:before="0"/>
-      </w:pPr>
-      <w:r>
-        <w:rPr>
-          <w:color w:val="BBBBBB"/>
-        </w:rPr>
-        <w:t xml:space="preserve">____________________________________________________</w:t>
+    <w:tbl>
+      <w:tblPr>
+        <w:tblW w:type="dxa" w:w="9360"/>
+        <w:tblBorders>
+          <w:top w:val="single" w:color="C7D2DD" w:sz="6"/>
+          <w:left w:val="single" w:color="C7D2DD" w:sz="6"/>
+          <w:bottom w:val="single" w:color="C7D2DD" w:sz="6"/>
+          <w:right w:val="single" w:color="C7D2DD" w:sz="6"/>
+          <w:insideH w:val="single" w:color="C7D2DD" w:sz="6"/>
+          <w:insideV w:val="single" w:color="C7D2DD" w:sz="6"/>
+        </w:tblBorders>
+      </w:tblPr>
+      <w:tblGrid>
+        <w:gridCol w:w="2800"/>
+        <w:gridCol w:w="3560"/>
+        <w:gridCol w:w="3000"/>
+      </w:tblGrid>
+      <w:tr>
+        <w:trPr>
+          <w:cantSplit/>
+          <w:tblHeader/>
+        </w:trPr>
+        <w:tc>
+          <w:tcPr>
+            <w:tcW w:type="dxa" w:w="2800"/>
+            <w:shd w:fill="EEF4F8" w:color="auto" w:val="clear"/>
+            <w:tcMar>
+              <w:top w:type="dxa" w:w="60"/>
+              <w:left w:type="dxa" w:w="100"/>
+              <w:bottom w:type="dxa" w:w="60"/>
+              <w:right w:type="dxa" w:w="100"/>
+            </w:tcMar>
+          </w:tcPr>
+          <w:p>
+            <w:pPr>
+              <w:spacing w:after="0" w:before="0"/>
+            </w:pPr>
+            <w:r>
+              <w:rPr>
+                <w:b/>
+                <w:bCs/>
+                <w:color w:val="0F2B3C"/>
+                <w:sz w:val="16"/>
+                <w:szCs w:val="16"/>
+              </w:rPr>
+              <w:t xml:space="preserve">CORE PROBLEM / GIVEN REPRESENTATION</w:t>
+            </w:r>
+          </w:p>
+        </w:tc>
+        <w:tc>
+          <w:tcPr>
+            <w:tcW w:type="dxa" w:w="3560"/>
+            <w:shd w:fill="EEF4F8" w:color="auto" w:val="clear"/>
+            <w:tcMar>
+              <w:top w:type="dxa" w:w="60"/>
+              <w:left w:type="dxa" w:w="100"/>
+              <w:bottom w:type="dxa" w:w="60"/>
+              <w:right w:type="dxa" w:w="100"/>
+            </w:tcMar>
+          </w:tcPr>
+          <w:p>
+            <w:pPr>
+              <w:spacing w:after="0" w:before="0"/>
+            </w:pPr>
+            <w:r>
+              <w:rPr>
+                <w:b/>
+                <w:bCs/>
+                <w:color w:val="0F2B3C"/>
+                <w:sz w:val="16"/>
+                <w:szCs w:val="16"/>
+              </w:rPr>
+              <w:t xml:space="preserve">WORKING SPACE / CALCULATION STEPS</w:t>
+            </w:r>
+          </w:p>
+        </w:tc>
+        <w:tc>
+          <w:tcPr>
+            <w:tcW w:type="dxa" w:w="3000"/>
+            <w:shd w:fill="FBF3E2" w:color="auto" w:val="clear"/>
+            <w:tcMar>
+              <w:top w:type="dxa" w:w="60"/>
+              <w:left w:type="dxa" w:w="100"/>
+              <w:bottom w:type="dxa" w:w="60"/>
+              <w:right w:type="dxa" w:w="100"/>
+            </w:tcMar>
+          </w:tcPr>
+          <w:p>
+            <w:pPr>
+              <w:spacing w:after="0" w:before="0"/>
+            </w:pPr>
+            <w:r>
+              <w:rPr>
+                <w:b/>
+                <w:bCs/>
+                <w:color w:val="7A5400"/>
+                <w:sz w:val="16"/>
+                <w:szCs w:val="16"/>
+              </w:rPr>
+              <w:t xml:space="preserve">EXPLAIN YOUR REASONING</w:t>
+            </w:r>
+          </w:p>
+        </w:tc>
+      </w:tr>
+      <w:tr>
+        <w:trPr>
+          <w:cantSplit/>
+        </w:trPr>
+        <w:tc>
+          <w:tcPr>
+            <w:tcW w:type="dxa" w:w="2800"/>
+            <w:tcMar>
+              <w:top w:type="dxa" w:w="80"/>
+              <w:left w:type="dxa" w:w="100"/>
+              <w:bottom w:type="dxa" w:w="80"/>
+              <w:right w:type="dxa" w:w="100"/>
+            </w:tcMar>
+            <w:vAlign w:val="top"/>
+          </w:tcPr>
+          <w:p>
+            <w:pPr>
+              <w:spacing w:after="40" w:before="0"/>
+            </w:pPr>
+            <w:r>
+              <w:rPr>
+                <w:b/>
+                <w:bCs/>
+                <w:color w:val="0F2B3C"/>
+                <w:sz w:val="20"/>
+                <w:szCs w:val="20"/>
+              </w:rPr>
+              <w:t xml:space="preserve">1.  Point P is 4 right of 0. Its mirror is the same distance the opposite way. How far left is the mirror?</w:t>
+            </w:r>
+          </w:p>
+          <w:p>
+            <w:pPr>
+              <w:spacing w:after="0" w:before="0"/>
+            </w:pPr>
+            <w:r>
+              <w:rPr>
+                <w:color w:val="5E6E7E"/>
+                <w:sz w:val="18"/>
+                <w:szCs w:val="18"/>
+              </w:rPr>
+              <w:t xml:space="preserve">Choices: 0 left   /   2 left   /   4 left</w:t>
+            </w:r>
+          </w:p>
+        </w:tc>
+        <w:tc>
+          <w:tcPr>
+            <w:tcW w:type="dxa" w:w="3560"/>
+            <w:tcMar>
+              <w:top w:type="dxa" w:w="80"/>
+              <w:left w:type="dxa" w:w="100"/>
+              <w:bottom w:type="dxa" w:w="80"/>
+              <w:right w:type="dxa" w:w="100"/>
+            </w:tcMar>
+            <w:vAlign w:val="top"/>
+          </w:tcPr>
+          <w:p>
+            <w:pPr>
+              <w:spacing w:after="50" w:before="0"/>
+            </w:pPr>
+            <w:r>
+              <w:rPr>
+                <w:color w:val="BBBBBB"/>
+                <w:sz w:val="18"/>
+                <w:szCs w:val="18"/>
+              </w:rPr>
+              <w:t xml:space="preserve">____________________________</w:t>
+            </w:r>
+          </w:p>
+          <w:p>
+            <w:pPr>
+              <w:spacing w:after="50" w:before="0"/>
+            </w:pPr>
+            <w:r>
+              <w:rPr>
+                <w:color w:val="BBBBBB"/>
+                <w:sz w:val="18"/>
+                <w:szCs w:val="18"/>
+              </w:rPr>
+              <w:t xml:space="preserve">____________________________</w:t>
+            </w:r>
+          </w:p>
+          <w:p>
+            <w:pPr>
+              <w:spacing w:after="50" w:before="0"/>
+            </w:pPr>
+            <w:r>
+              <w:rPr>
+                <w:color w:val="BBBBBB"/>
+                <w:sz w:val="18"/>
+                <w:szCs w:val="18"/>
+              </w:rPr>
+              <w:t xml:space="preserve">____________________________</w:t>
+            </w:r>
+          </w:p>
+          <w:p>
+            <w:pPr>
+              <w:spacing w:after="50" w:before="0"/>
+            </w:pPr>
+            <w:r>
+              <w:rPr>
+                <w:color w:val="BBBBBB"/>
+                <w:sz w:val="18"/>
+                <w:szCs w:val="18"/>
+              </w:rPr>
+              <w:t xml:space="preserve">____________________________</w:t>
+            </w:r>
+          </w:p>
+        </w:tc>
+        <w:tc>
+          <w:tcPr>
+            <w:tcW w:type="dxa" w:w="3000"/>
+            <w:shd w:fill="FBF3E2" w:color="auto" w:val="clear"/>
+            <w:tcMar>
+              <w:top w:type="dxa" w:w="80"/>
+              <w:left w:type="dxa" w:w="100"/>
+              <w:bottom w:type="dxa" w:w="80"/>
+              <w:right w:type="dxa" w:w="100"/>
+            </w:tcMar>
+            <w:vAlign w:val="top"/>
+          </w:tcPr>
+          <w:p>
+            <w:pPr>
+              <w:spacing w:after="30" w:before="0"/>
+            </w:pPr>
+            <w:r>
+              <w:rPr>
+                <w:b/>
+                <w:bCs/>
+                <w:color w:val="0F2B3C"/>
+                <w:sz w:val="18"/>
+                <w:szCs w:val="18"/>
+              </w:rPr>
+              <w:t xml:space="preserve">Because... ________________</w:t>
+            </w:r>
+          </w:p>
+          <w:p>
+            <w:pPr>
+              <w:spacing w:after="50" w:before="0"/>
+            </w:pPr>
+            <w:r>
+              <w:rPr>
+                <w:color w:val="BBBBBB"/>
+                <w:sz w:val="18"/>
+                <w:szCs w:val="18"/>
+              </w:rPr>
+              <w:t xml:space="preserve">____________________________</w:t>
+            </w:r>
+          </w:p>
+          <w:p>
+            <w:pPr>
+              <w:spacing w:after="30" w:before="40"/>
+            </w:pPr>
+            <w:r>
+              <w:rPr>
+                <w:b/>
+                <w:bCs/>
+                <w:color w:val="1A6FB5"/>
+                <w:sz w:val="18"/>
+                <w:szCs w:val="18"/>
+              </w:rPr>
+              <w:t xml:space="preserve">Although... _______________</w:t>
+            </w:r>
+          </w:p>
+          <w:p>
+            <w:pPr>
+              <w:spacing w:after="50" w:before="0"/>
+            </w:pPr>
+            <w:r>
+              <w:rPr>
+                <w:color w:val="BBBBBB"/>
+                <w:sz w:val="18"/>
+                <w:szCs w:val="18"/>
+              </w:rPr>
+              <w:t xml:space="preserve">____________________________</w:t>
+            </w:r>
+          </w:p>
+          <w:p>
+            <w:pPr>
+              <w:spacing w:after="30" w:before="40"/>
+            </w:pPr>
+            <w:r>
+              <w:rPr>
+                <w:b/>
+                <w:bCs/>
+                <w:color w:val="7A5400"/>
+                <w:sz w:val="18"/>
+                <w:szCs w:val="18"/>
+              </w:rPr>
+              <w:t xml:space="preserve">Therefore... ______________</w:t>
+            </w:r>
+          </w:p>
+          <w:p>
+            <w:pPr>
+              <w:spacing w:after="50" w:before="0"/>
+            </w:pPr>
+            <w:r>
+              <w:rPr>
+                <w:color w:val="BBBBBB"/>
+                <w:sz w:val="18"/>
+                <w:szCs w:val="18"/>
+              </w:rPr>
+              <w:t xml:space="preserve">____________________________</w:t>
+            </w:r>
+          </w:p>
+        </w:tc>
+      </w:tr>
+    </w:tbl>
+    <w:p>
+      <w:pPr>
+        <w:spacing w:after="60" w:before="0"/>
+      </w:pPr>
+      <w:r>
+        <w:t xml:space="preserve"/>
+      </w:r>
+    </w:p>
+    <w:tbl>
+      <w:tblPr>
+        <w:tblW w:type="dxa" w:w="9360"/>
+        <w:tblBorders>
+          <w:top w:val="single" w:color="C7D2DD" w:sz="6"/>
+          <w:left w:val="single" w:color="C7D2DD" w:sz="6"/>
+          <w:bottom w:val="single" w:color="C7D2DD" w:sz="6"/>
+          <w:right w:val="single" w:color="C7D2DD" w:sz="6"/>
+          <w:insideH w:val="single" w:color="C7D2DD" w:sz="6"/>
+          <w:insideV w:val="single" w:color="C7D2DD" w:sz="6"/>
+        </w:tblBorders>
+      </w:tblPr>
+      <w:tblGrid>
+        <w:gridCol w:w="2800"/>
+        <w:gridCol w:w="3560"/>
+        <w:gridCol w:w="3000"/>
+      </w:tblGrid>
+      <w:tr>
+        <w:trPr>
+          <w:cantSplit/>
+          <w:tblHeader/>
+        </w:trPr>
+        <w:tc>
+          <w:tcPr>
+            <w:tcW w:type="dxa" w:w="2800"/>
+            <w:shd w:fill="EEF4F8" w:color="auto" w:val="clear"/>
+            <w:tcMar>
+              <w:top w:type="dxa" w:w="60"/>
+              <w:left w:type="dxa" w:w="100"/>
+              <w:bottom w:type="dxa" w:w="60"/>
+              <w:right w:type="dxa" w:w="100"/>
+            </w:tcMar>
+          </w:tcPr>
+          <w:p>
+            <w:pPr>
+              <w:spacing w:after="0" w:before="0"/>
+            </w:pPr>
+            <w:r>
+              <w:rPr>
+                <w:b/>
+                <w:bCs/>
+                <w:color w:val="0F2B3C"/>
+                <w:sz w:val="16"/>
+                <w:szCs w:val="16"/>
+              </w:rPr>
+              <w:t xml:space="preserve">CORE PROBLEM / GIVEN REPRESENTATION</w:t>
+            </w:r>
+          </w:p>
+        </w:tc>
+        <w:tc>
+          <w:tcPr>
+            <w:tcW w:type="dxa" w:w="3560"/>
+            <w:shd w:fill="EEF4F8" w:color="auto" w:val="clear"/>
+            <w:tcMar>
+              <w:top w:type="dxa" w:w="60"/>
+              <w:left w:type="dxa" w:w="100"/>
+              <w:bottom w:type="dxa" w:w="60"/>
+              <w:right w:type="dxa" w:w="100"/>
+            </w:tcMar>
+          </w:tcPr>
+          <w:p>
+            <w:pPr>
+              <w:spacing w:after="0" w:before="0"/>
+            </w:pPr>
+            <w:r>
+              <w:rPr>
+                <w:b/>
+                <w:bCs/>
+                <w:color w:val="0F2B3C"/>
+                <w:sz w:val="16"/>
+                <w:szCs w:val="16"/>
+              </w:rPr>
+              <w:t xml:space="preserve">WORKING SPACE / CALCULATION STEPS</w:t>
+            </w:r>
+          </w:p>
+        </w:tc>
+        <w:tc>
+          <w:tcPr>
+            <w:tcW w:type="dxa" w:w="3000"/>
+            <w:shd w:fill="FBF3E2" w:color="auto" w:val="clear"/>
+            <w:tcMar>
+              <w:top w:type="dxa" w:w="60"/>
+              <w:left w:type="dxa" w:w="100"/>
+              <w:bottom w:type="dxa" w:w="60"/>
+              <w:right w:type="dxa" w:w="100"/>
+            </w:tcMar>
+          </w:tcPr>
+          <w:p>
+            <w:pPr>
+              <w:spacing w:after="0" w:before="0"/>
+            </w:pPr>
+            <w:r>
+              <w:rPr>
+                <w:b/>
+                <w:bCs/>
+                <w:color w:val="7A5400"/>
+                <w:sz w:val="16"/>
+                <w:szCs w:val="16"/>
+              </w:rPr>
+              <w:t xml:space="preserve">EXPLAIN YOUR REASONING</w:t>
+            </w:r>
+          </w:p>
+        </w:tc>
+      </w:tr>
+      <w:tr>
+        <w:trPr>
+          <w:cantSplit/>
+        </w:trPr>
+        <w:tc>
+          <w:tcPr>
+            <w:tcW w:type="dxa" w:w="2800"/>
+            <w:tcMar>
+              <w:top w:type="dxa" w:w="80"/>
+              <w:left w:type="dxa" w:w="100"/>
+              <w:bottom w:type="dxa" w:w="80"/>
+              <w:right w:type="dxa" w:w="100"/>
+            </w:tcMar>
+            <w:vAlign w:val="top"/>
+          </w:tcPr>
+          <w:p>
+            <w:pPr>
+              <w:spacing w:after="40" w:before="0"/>
+            </w:pPr>
+            <w:r>
+              <w:rPr>
+                <w:b/>
+                <w:bCs/>
+                <w:color w:val="0F2B3C"/>
+                <w:sz w:val="20"/>
+                <w:szCs w:val="20"/>
+              </w:rPr>
+              <w:t xml:space="preserve">2.  To plot (6, 4), how far do you move up (y)?</w:t>
+            </w:r>
+          </w:p>
+        </w:tc>
+        <w:tc>
+          <w:tcPr>
+            <w:tcW w:type="dxa" w:w="3560"/>
+            <w:tcMar>
+              <w:top w:type="dxa" w:w="80"/>
+              <w:left w:type="dxa" w:w="100"/>
+              <w:bottom w:type="dxa" w:w="80"/>
+              <w:right w:type="dxa" w:w="100"/>
+            </w:tcMar>
+            <w:vAlign w:val="top"/>
+          </w:tcPr>
+          <w:p>
+            <w:pPr>
+              <w:spacing w:after="50" w:before="0"/>
+            </w:pPr>
+            <w:r>
+              <w:rPr>
+                <w:color w:val="BBBBBB"/>
+                <w:sz w:val="18"/>
+                <w:szCs w:val="18"/>
+              </w:rPr>
+              <w:t xml:space="preserve">____________________________</w:t>
+            </w:r>
+          </w:p>
+          <w:p>
+            <w:pPr>
+              <w:spacing w:after="50" w:before="0"/>
+            </w:pPr>
+            <w:r>
+              <w:rPr>
+                <w:color w:val="BBBBBB"/>
+                <w:sz w:val="18"/>
+                <w:szCs w:val="18"/>
+              </w:rPr>
+              <w:t xml:space="preserve">____________________________</w:t>
+            </w:r>
+          </w:p>
+          <w:p>
+            <w:pPr>
+              <w:spacing w:after="50" w:before="0"/>
+            </w:pPr>
+            <w:r>
+              <w:rPr>
+                <w:color w:val="BBBBBB"/>
+                <w:sz w:val="18"/>
+                <w:szCs w:val="18"/>
+              </w:rPr>
+              <w:t xml:space="preserve">____________________________</w:t>
+            </w:r>
+          </w:p>
+          <w:p>
+            <w:pPr>
+              <w:spacing w:after="50" w:before="0"/>
+            </w:pPr>
+            <w:r>
+              <w:rPr>
+                <w:color w:val="BBBBBB"/>
+                <w:sz w:val="18"/>
+                <w:szCs w:val="18"/>
+              </w:rPr>
+              <w:t xml:space="preserve">____________________________</w:t>
+            </w:r>
+          </w:p>
+        </w:tc>
+        <w:tc>
+          <w:tcPr>
+            <w:tcW w:type="dxa" w:w="3000"/>
+            <w:shd w:fill="FBF3E2" w:color="auto" w:val="clear"/>
+            <w:tcMar>
+              <w:top w:type="dxa" w:w="80"/>
+              <w:left w:type="dxa" w:w="100"/>
+              <w:bottom w:type="dxa" w:w="80"/>
+              <w:right w:type="dxa" w:w="100"/>
+            </w:tcMar>
+            <w:vAlign w:val="top"/>
+          </w:tcPr>
+          <w:p>
+            <w:pPr>
+              <w:spacing w:after="30" w:before="0"/>
+            </w:pPr>
+            <w:r>
+              <w:rPr>
+                <w:b/>
+                <w:bCs/>
+                <w:color w:val="0F2B3C"/>
+                <w:sz w:val="18"/>
+                <w:szCs w:val="18"/>
+              </w:rPr>
+              <w:t xml:space="preserve">Because... ________________</w:t>
+            </w:r>
+          </w:p>
+          <w:p>
+            <w:pPr>
+              <w:spacing w:after="50" w:before="0"/>
+            </w:pPr>
+            <w:r>
+              <w:rPr>
+                <w:color w:val="BBBBBB"/>
+                <w:sz w:val="18"/>
+                <w:szCs w:val="18"/>
+              </w:rPr>
+              <w:t xml:space="preserve">____________________________</w:t>
+            </w:r>
+          </w:p>
+          <w:p>
+            <w:pPr>
+              <w:spacing w:after="30" w:before="40"/>
+            </w:pPr>
+            <w:r>
+              <w:rPr>
+                <w:b/>
+                <w:bCs/>
+                <w:color w:val="1A6FB5"/>
+                <w:sz w:val="18"/>
+                <w:szCs w:val="18"/>
+              </w:rPr>
+              <w:t xml:space="preserve">Although... _______________</w:t>
+            </w:r>
+          </w:p>
+          <w:p>
+            <w:pPr>
+              <w:spacing w:after="50" w:before="0"/>
+            </w:pPr>
+            <w:r>
+              <w:rPr>
+                <w:color w:val="BBBBBB"/>
+                <w:sz w:val="18"/>
+                <w:szCs w:val="18"/>
+              </w:rPr>
+              <w:t xml:space="preserve">____________________________</w:t>
+            </w:r>
+          </w:p>
+          <w:p>
+            <w:pPr>
+              <w:spacing w:after="30" w:before="40"/>
+            </w:pPr>
+            <w:r>
+              <w:rPr>
+                <w:b/>
+                <w:bCs/>
+                <w:color w:val="7A5400"/>
+                <w:sz w:val="18"/>
+                <w:szCs w:val="18"/>
+              </w:rPr>
+              <w:t xml:space="preserve">Therefore... ______________</w:t>
+            </w:r>
+          </w:p>
+          <w:p>
+            <w:pPr>
+              <w:spacing w:after="50" w:before="0"/>
+            </w:pPr>
+            <w:r>
+              <w:rPr>
+                <w:color w:val="BBBBBB"/>
+                <w:sz w:val="18"/>
+                <w:szCs w:val="18"/>
+              </w:rPr>
+              <w:t xml:space="preserve">____________________________</w:t>
+            </w:r>
+          </w:p>
+        </w:tc>
+      </w:tr>
+    </w:tbl>
+    <w:p>
+      <w:pPr>
+        <w:spacing w:after="60" w:before="0"/>
+      </w:pPr>
+      <w:r>
+        <w:t xml:space="preserve"/>
       </w:r>
     </w:p>
     <w:p>
@@ -498,6 +3455,141 @@
         <w:t xml:space="preserve">____________________________________________________</w:t>
       </w:r>
     </w:p>
+    <w:tbl>
+      <w:tblPr>
+        <w:tblW w:type="dxa" w:w="9360"/>
+        <w:tblBorders>
+          <w:top w:val="single" w:color="C7D2DD" w:sz="6"/>
+          <w:left w:val="single" w:color="C7D2DD" w:sz="6"/>
+          <w:bottom w:val="single" w:color="C7D2DD" w:sz="6"/>
+          <w:right w:val="single" w:color="C7D2DD" w:sz="6"/>
+          <w:insideH w:val="single" w:color="C7D2DD" w:sz="6"/>
+          <w:insideV w:val="single" w:color="C7D2DD" w:sz="6"/>
+        </w:tblBorders>
+      </w:tblPr>
+      <w:tblGrid>
+        <w:gridCol w:w="3120"/>
+        <w:gridCol w:w="3120"/>
+        <w:gridCol w:w="3120"/>
+      </w:tblGrid>
+      <w:tr>
+        <w:trPr>
+          <w:cantSplit/>
+          <w:tblHeader/>
+        </w:trPr>
+        <w:tc>
+          <w:tcPr>
+            <w:tcW w:type="dxa" w:w="9360"/>
+            <w:gridSpan w:val="3"/>
+            <w:shd w:fill="EEF4F8" w:color="auto" w:val="clear"/>
+            <w:tcMar>
+              <w:top w:type="dxa" w:w="60"/>
+              <w:left w:type="dxa" w:w="100"/>
+              <w:bottom w:type="dxa" w:w="60"/>
+              <w:right w:type="dxa" w:w="100"/>
+            </w:tcMar>
+          </w:tcPr>
+          <w:p>
+            <w:pPr>
+              <w:spacing w:after="0" w:before="0"/>
+            </w:pPr>
+            <w:r>
+              <w:rPr>
+                <w:b/>
+                <w:bCs/>
+                <w:color w:val="0F2B3C"/>
+                <w:sz w:val="18"/>
+                <w:szCs w:val="18"/>
+              </w:rPr>
+              <w:t xml:space="preserve">EXIT CHECK · 3-POINT SELF-ASSESSMENT CHECKLIST</w:t>
+            </w:r>
+          </w:p>
+        </w:tc>
+      </w:tr>
+      <w:tr>
+        <w:trPr>
+          <w:cantSplit/>
+        </w:trPr>
+        <w:tc>
+          <w:tcPr>
+            <w:tcW w:type="dxa" w:w="3120"/>
+            <w:tcMar>
+              <w:top w:type="dxa" w:w="80"/>
+              <w:left w:type="dxa" w:w="100"/>
+              <w:bottom w:type="dxa" w:w="80"/>
+              <w:right w:type="dxa" w:w="100"/>
+            </w:tcMar>
+          </w:tcPr>
+          <w:p>
+            <w:pPr>
+              <w:spacing w:after="0" w:before="0"/>
+            </w:pPr>
+            <w:r>
+              <w:rPr>
+                <w:b/>
+                <w:bCs/>
+                <w:color w:val="0F2B3C"/>
+                <w:sz w:val="18"/>
+                <w:szCs w:val="18"/>
+              </w:rPr>
+              <w:t xml:space="preserve">☐ 1. Units &amp; Labels Verified</w:t>
+            </w:r>
+          </w:p>
+        </w:tc>
+        <w:tc>
+          <w:tcPr>
+            <w:tcW w:type="dxa" w:w="3120"/>
+            <w:tcMar>
+              <w:top w:type="dxa" w:w="80"/>
+              <w:left w:type="dxa" w:w="100"/>
+              <w:bottom w:type="dxa" w:w="80"/>
+              <w:right w:type="dxa" w:w="100"/>
+            </w:tcMar>
+          </w:tcPr>
+          <w:p>
+            <w:pPr>
+              <w:spacing w:after="0" w:before="0"/>
+            </w:pPr>
+            <w:r>
+              <w:rPr>
+                <w:b/>
+                <w:bCs/>
+                <w:color w:val="0F2B3C"/>
+                <w:sz w:val="18"/>
+                <w:szCs w:val="18"/>
+              </w:rPr>
+              <w:t xml:space="preserve">☐ 2. Reasoning Stated (Because / Although / Therefore)</w:t>
+            </w:r>
+          </w:p>
+        </w:tc>
+        <w:tc>
+          <w:tcPr>
+            <w:tcW w:type="dxa" w:w="3120"/>
+            <w:tcMar>
+              <w:top w:type="dxa" w:w="80"/>
+              <w:left w:type="dxa" w:w="100"/>
+              <w:bottom w:type="dxa" w:w="80"/>
+              <w:right w:type="dxa" w:w="100"/>
+            </w:tcMar>
+          </w:tcPr>
+          <w:p>
+            <w:pPr>
+              <w:spacing w:after="0" w:before="0"/>
+            </w:pPr>
+            <w:r>
+              <w:rPr>
+                <w:b/>
+                <w:bCs/>
+                <w:color w:val="0F2B3C"/>
+                <w:sz w:val="18"/>
+                <w:szCs w:val="18"/>
+              </w:rPr>
+              <w:t xml:space="preserve">☐ 3. Calculations Double-Checked</w:t>
+            </w:r>
+          </w:p>
+        </w:tc>
+      </w:tr>
+    </w:tbl>
     <w:p>
       <w:pPr>
         <w:spacing w:after="60" w:before="120"/>
